--- a/Clinical Medicine and Surgery I Exam 6/cms-exam-6-cram-sheet.docx
+++ b/Clinical Medicine and Surgery I Exam 6/cms-exam-6-cram-sheet.docx
@@ -2070,7 +2070,7 @@
                 <w:i w:val="0"/>
                 <w:sz w:val="18"/>
               </w:rPr>
-              <w:t>, can signal impending respiratory failure. Lower than expected = added respiratory alkalosis.</w:t>
+              <w:t>, can signal impending respiratory failure.</w:t>
             </w:r>
           </w:p>
         </w:tc>

--- a/Clinical Medicine and Surgery I Exam 6/cms-exam-6-cram-sheet.docx
+++ b/Clinical Medicine and Surgery I Exam 6/cms-exam-6-cram-sheet.docx
@@ -62,7 +62,7 @@
           <w:b w:val="0"/>
           <w:i w:val="0"/>
         </w:rPr>
-        <w:t>Respiratory Block Exam I, condensed from the Exam 6 study guide. Lectures covered so far: 33 (oxygen delivery), 34 (acid-base part I). Each lecture opens with a gold card of what its lecturer stressed on the recording (starred); every fact still comes from the slides.</w:t>
+        <w:t>Respiratory Block Exam I, condensed from the Exam 6 study guide. Lectures covered so far: 33 (oxygen delivery), 34 (acid-base part I), 35 (asthma), 36 (chronic obstructive pulmonary disease). Each lecture opens with a gold card of what its lecturer stressed on the recording (starred); every fact still comes from the slides.</w:t>
       </w:r>
     </w:p>
     <w:tbl>
@@ -4453,6 +4453,4562 @@
                 <w:sz w:val="18"/>
               </w:rPr>
               <w:t>under-excretion</w:t>
+            </w:r>
+            <w:r>
+              <w:rPr>
+                <w:b w:val="0"/>
+                <w:i w:val="0"/>
+                <w:sz w:val="18"/>
+              </w:rPr>
+              <w:t>.</w:t>
+            </w:r>
+          </w:p>
+        </w:tc>
+      </w:tr>
+    </w:tbl>
+    <w:p>
+      <w:pPr>
+        <w:spacing w:after="80"/>
+      </w:pPr>
+    </w:p>
+    <w:p>
+      <w:pPr>
+        <w:pStyle w:val="Heading1"/>
+        <w:spacing w:before="280" w:after="100"/>
+      </w:pPr>
+      <w:r>
+        <w:rPr>
+          <w:rFonts w:ascii="Georgia" w:hAnsi="Georgia"/>
+          <w:color w:val="17494B"/>
+        </w:rPr>
+        <w:t>★ Professor Emphasized — Severity, Education, Classes</w:t>
+      </w:r>
+    </w:p>
+    <w:tbl>
+      <w:tblPr>
+        <w:tblStyle w:val="TableGrid"/>
+        <w:tblW w:type="auto" w:w="0"/>
+        <w:jc w:val="center"/>
+        <w:tblLook w:firstColumn="1" w:firstRow="1" w:lastColumn="0" w:lastRow="0" w:noHBand="0" w:noVBand="1" w:val="04A0"/>
+        <w:tblBorders>
+          <w:top w:val="single" w:sz="4" w:space="0" w:color="D8D2D4"/>
+          <w:left w:val="single" w:sz="4" w:space="0" w:color="D8D2D4"/>
+          <w:bottom w:val="single" w:sz="4" w:space="0" w:color="D8D2D4"/>
+          <w:right w:val="single" w:sz="4" w:space="0" w:color="D8D2D4"/>
+          <w:insideH w:val="single" w:sz="4" w:space="0" w:color="D8D2D4"/>
+          <w:insideV w:val="single" w:sz="4" w:space="0" w:color="D8D2D4"/>
+        </w:tblBorders>
+      </w:tblPr>
+      <w:tblGrid>
+        <w:gridCol w:w="5112"/>
+        <w:gridCol w:w="5112"/>
+      </w:tblGrid>
+      <w:tr>
+        <w:tc>
+          <w:tcPr>
+            <w:tcW w:type="dxa" w:w="5112"/>
+            <w:shd w:val="clear" w:color="auto" w:fill="17494B"/>
+          </w:tcPr>
+          <w:p>
+            <w:pPr>
+              <w:spacing w:after="40"/>
+            </w:pPr>
+            <w:r>
+              <w:rPr>
+                <w:b/>
+                <w:color w:val="FFFFFF"/>
+                <w:sz w:val="18"/>
+              </w:rPr>
+            </w:r>
+            <w:r>
+              <w:rPr>
+                <w:b/>
+                <w:i w:val="0"/>
+                <w:color w:val="FFFFFF"/>
+                <w:sz w:val="18"/>
+              </w:rPr>
+              <w:t>Term</w:t>
+            </w:r>
+          </w:p>
+        </w:tc>
+        <w:tc>
+          <w:tcPr>
+            <w:tcW w:type="dxa" w:w="5112"/>
+            <w:shd w:val="clear" w:color="auto" w:fill="17494B"/>
+          </w:tcPr>
+          <w:p>
+            <w:pPr>
+              <w:spacing w:after="40"/>
+            </w:pPr>
+            <w:r>
+              <w:rPr>
+                <w:b/>
+                <w:color w:val="FFFFFF"/>
+                <w:sz w:val="18"/>
+              </w:rPr>
+            </w:r>
+            <w:r>
+              <w:rPr>
+                <w:b/>
+                <w:i w:val="0"/>
+                <w:color w:val="FFFFFF"/>
+                <w:sz w:val="18"/>
+              </w:rPr>
+              <w:t>What you need to know</w:t>
+            </w:r>
+          </w:p>
+        </w:tc>
+      </w:tr>
+      <w:tr>
+        <w:tc>
+          <w:tcPr>
+            <w:tcW w:type="dxa" w:w="5112"/>
+            <w:shd w:val="clear" w:color="auto" w:fill="F1EEEF"/>
+          </w:tcPr>
+          <w:p>
+            <w:pPr>
+              <w:spacing w:after="40"/>
+            </w:pPr>
+            <w:r>
+              <w:rPr>
+                <w:b/>
+                <w:sz w:val="18"/>
+              </w:rPr>
+            </w:r>
+            <w:r>
+              <w:rPr>
+                <w:b/>
+                <w:i w:val="0"/>
+                <w:sz w:val="18"/>
+              </w:rPr>
+              <w:t>★ Severity from a description</w:t>
+            </w:r>
+          </w:p>
+        </w:tc>
+        <w:tc>
+          <w:tcPr>
+            <w:tcW w:type="dxa" w:w="5112"/>
+          </w:tcPr>
+          <w:p>
+            <w:pPr>
+              <w:spacing w:after="40"/>
+            </w:pPr>
+            <w:r>
+              <w:rPr>
+                <w:sz w:val="18"/>
+              </w:rPr>
+            </w:r>
+            <w:r>
+              <w:rPr>
+                <w:b w:val="0"/>
+                <w:i w:val="0"/>
+                <w:sz w:val="18"/>
+              </w:rPr>
+              <w:t xml:space="preserve">Table for </w:t>
+            </w:r>
+            <w:r>
+              <w:rPr>
+                <w:b/>
+                <w:i w:val="0"/>
+                <w:sz w:val="18"/>
+              </w:rPr>
+              <w:t>12 years and older</w:t>
+            </w:r>
+            <w:r>
+              <w:rPr>
+                <w:b w:val="0"/>
+                <w:i w:val="0"/>
+                <w:sz w:val="18"/>
+              </w:rPr>
+              <w:t xml:space="preserve">; severity goes to the </w:t>
+            </w:r>
+            <w:r>
+              <w:rPr>
+                <w:b/>
+                <w:i w:val="0"/>
+                <w:sz w:val="18"/>
+              </w:rPr>
+              <w:t>most severe category in which any feature occurs</w:t>
+            </w:r>
+            <w:r>
+              <w:rPr>
+                <w:b w:val="0"/>
+                <w:i w:val="0"/>
+                <w:sz w:val="18"/>
+              </w:rPr>
+              <w:t xml:space="preserve">. Intermittent = “rule of twos” (2 or fewer days/week, 2 or fewer nights/month). Focus on </w:t>
+            </w:r>
+            <w:r>
+              <w:rPr>
+                <w:b/>
+                <w:i w:val="0"/>
+                <w:sz w:val="18"/>
+              </w:rPr>
+              <w:t>mild and moderate</w:t>
+            </w:r>
+            <w:r>
+              <w:rPr>
+                <w:b w:val="0"/>
+                <w:i w:val="0"/>
+                <w:sz w:val="18"/>
+              </w:rPr>
+              <w:t>.</w:t>
+            </w:r>
+          </w:p>
+        </w:tc>
+      </w:tr>
+      <w:tr>
+        <w:tc>
+          <w:tcPr>
+            <w:tcW w:type="dxa" w:w="5112"/>
+            <w:shd w:val="clear" w:color="auto" w:fill="F1EEEF"/>
+          </w:tcPr>
+          <w:p>
+            <w:pPr>
+              <w:spacing w:after="40"/>
+            </w:pPr>
+            <w:r>
+              <w:rPr>
+                <w:b/>
+                <w:sz w:val="18"/>
+              </w:rPr>
+            </w:r>
+            <w:r>
+              <w:rPr>
+                <w:b/>
+                <w:i w:val="0"/>
+                <w:sz w:val="18"/>
+              </w:rPr>
+              <w:t>★ Persistent cut-offs</w:t>
+            </w:r>
+          </w:p>
+        </w:tc>
+        <w:tc>
+          <w:tcPr>
+            <w:tcW w:type="dxa" w:w="5112"/>
+          </w:tcPr>
+          <w:p>
+            <w:pPr>
+              <w:spacing w:after="40"/>
+            </w:pPr>
+            <w:r>
+              <w:rPr>
+                <w:sz w:val="18"/>
+              </w:rPr>
+            </w:r>
+            <w:r>
+              <w:rPr>
+                <w:b/>
+                <w:i w:val="0"/>
+                <w:sz w:val="18"/>
+              </w:rPr>
+              <w:t>Mild:</w:t>
+            </w:r>
+            <w:r>
+              <w:rPr>
+                <w:b w:val="0"/>
+                <w:i w:val="0"/>
+                <w:sz w:val="18"/>
+              </w:rPr>
+              <w:t xml:space="preserve"> symptoms more than 2 days/week but not daily; 3–4 nights/month; 1-second volume above 80%. </w:t>
+            </w:r>
+            <w:r>
+              <w:rPr>
+                <w:b/>
+                <w:i w:val="0"/>
+                <w:sz w:val="18"/>
+              </w:rPr>
+              <w:t>Moderate:</w:t>
+            </w:r>
+            <w:r>
+              <w:rPr>
+                <w:b w:val="0"/>
+                <w:i w:val="0"/>
+                <w:sz w:val="18"/>
+              </w:rPr>
+              <w:t xml:space="preserve"> daily; more than once/week but not nightly; 60–80%. </w:t>
+            </w:r>
+            <w:r>
+              <w:rPr>
+                <w:b/>
+                <w:i w:val="0"/>
+                <w:sz w:val="18"/>
+              </w:rPr>
+              <w:t>Severe:</w:t>
+            </w:r>
+            <w:r>
+              <w:rPr>
+                <w:b w:val="0"/>
+                <w:i w:val="0"/>
+                <w:sz w:val="18"/>
+              </w:rPr>
+              <w:t xml:space="preserve"> all day; often 7/week; below 60%.</w:t>
+            </w:r>
+          </w:p>
+        </w:tc>
+      </w:tr>
+      <w:tr>
+        <w:tc>
+          <w:tcPr>
+            <w:tcW w:type="dxa" w:w="5112"/>
+            <w:shd w:val="clear" w:color="auto" w:fill="F1EEEF"/>
+          </w:tcPr>
+          <w:p>
+            <w:pPr>
+              <w:spacing w:after="40"/>
+            </w:pPr>
+            <w:r>
+              <w:rPr>
+                <w:b/>
+                <w:sz w:val="18"/>
+              </w:rPr>
+            </w:r>
+            <w:r>
+              <w:rPr>
+                <w:b/>
+                <w:i w:val="0"/>
+                <w:sz w:val="18"/>
+              </w:rPr>
+              <w:t>★ Patient education</w:t>
+            </w:r>
+          </w:p>
+        </w:tc>
+        <w:tc>
+          <w:tcPr>
+            <w:tcW w:type="dxa" w:w="5112"/>
+          </w:tcPr>
+          <w:p>
+            <w:pPr>
+              <w:spacing w:after="40"/>
+            </w:pPr>
+            <w:r>
+              <w:rPr>
+                <w:sz w:val="18"/>
+              </w:rPr>
+            </w:r>
+            <w:r>
+              <w:rPr>
+                <w:b w:val="0"/>
+                <w:i w:val="0"/>
+                <w:sz w:val="18"/>
+              </w:rPr>
+              <w:t>Written action plan; inhaler, spacer and nebulizer technique; peak flow zones; triggers; rinse the mouth after an inhaled steroid; vaccines. “Really important is the patient education.”</w:t>
+            </w:r>
+          </w:p>
+        </w:tc>
+      </w:tr>
+      <w:tr>
+        <w:tc>
+          <w:tcPr>
+            <w:tcW w:type="dxa" w:w="5112"/>
+            <w:shd w:val="clear" w:color="auto" w:fill="F1EEEF"/>
+          </w:tcPr>
+          <w:p>
+            <w:pPr>
+              <w:spacing w:after="40"/>
+            </w:pPr>
+            <w:r>
+              <w:rPr>
+                <w:b/>
+                <w:sz w:val="18"/>
+              </w:rPr>
+            </w:r>
+            <w:r>
+              <w:rPr>
+                <w:b/>
+                <w:i w:val="0"/>
+                <w:sz w:val="18"/>
+              </w:rPr>
+              <w:t>★ Classes, not brands</w:t>
+            </w:r>
+          </w:p>
+        </w:tc>
+        <w:tc>
+          <w:tcPr>
+            <w:tcW w:type="dxa" w:w="5112"/>
+          </w:tcPr>
+          <w:p>
+            <w:pPr>
+              <w:spacing w:after="40"/>
+            </w:pPr>
+            <w:r>
+              <w:rPr>
+                <w:sz w:val="18"/>
+              </w:rPr>
+            </w:r>
+            <w:r>
+              <w:rPr>
+                <w:b w:val="0"/>
+                <w:i w:val="0"/>
+                <w:sz w:val="18"/>
+              </w:rPr>
+              <w:t xml:space="preserve">Know the </w:t>
+            </w:r>
+            <w:r>
+              <w:rPr>
+                <w:b/>
+                <w:i w:val="0"/>
+                <w:sz w:val="18"/>
+              </w:rPr>
+              <w:t>class</w:t>
+            </w:r>
+            <w:r>
+              <w:rPr>
+                <w:b w:val="0"/>
+                <w:i w:val="0"/>
+                <w:sz w:val="18"/>
+              </w:rPr>
+              <w:t>: short-acting beta-2 agonist (rescue), inhaled corticosteroid (first-line controller), long-acting beta-2 agonist (never alone), leukotriene modifier (add-on).</w:t>
+            </w:r>
+          </w:p>
+        </w:tc>
+      </w:tr>
+      <w:tr>
+        <w:tc>
+          <w:tcPr>
+            <w:tcW w:type="dxa" w:w="5112"/>
+            <w:shd w:val="clear" w:color="auto" w:fill="F1EEEF"/>
+          </w:tcPr>
+          <w:p>
+            <w:pPr>
+              <w:spacing w:after="40"/>
+            </w:pPr>
+            <w:r>
+              <w:rPr>
+                <w:b/>
+                <w:sz w:val="18"/>
+              </w:rPr>
+            </w:r>
+            <w:r>
+              <w:rPr>
+                <w:b/>
+                <w:i w:val="0"/>
+                <w:sz w:val="18"/>
+              </w:rPr>
+              <w:t>Not tested</w:t>
+            </w:r>
+          </w:p>
+        </w:tc>
+        <w:tc>
+          <w:tcPr>
+            <w:tcW w:type="dxa" w:w="5112"/>
+          </w:tcPr>
+          <w:p>
+            <w:pPr>
+              <w:spacing w:after="40"/>
+            </w:pPr>
+            <w:r>
+              <w:rPr>
+                <w:sz w:val="18"/>
+              </w:rPr>
+            </w:r>
+            <w:r>
+              <w:rPr>
+                <w:b w:val="0"/>
+                <w:i w:val="0"/>
+                <w:sz w:val="18"/>
+              </w:rPr>
+              <w:t>Epidemiology numbers; emergency management (slides 97–105); age-normal ratio values; any question with conflicting rescue-inhaler guidance.</w:t>
+            </w:r>
+          </w:p>
+        </w:tc>
+      </w:tr>
+    </w:tbl>
+    <w:p>
+      <w:pPr>
+        <w:spacing w:after="80"/>
+      </w:pPr>
+    </w:p>
+    <w:p>
+      <w:pPr>
+        <w:pStyle w:val="Heading1"/>
+        <w:spacing w:before="280" w:after="100"/>
+      </w:pPr>
+      <w:r>
+        <w:rPr>
+          <w:rFonts w:ascii="Georgia" w:hAnsi="Georgia"/>
+          <w:color w:val="17494B"/>
+        </w:rPr>
+        <w:t>Definition, Types &amp; Triggers</w:t>
+      </w:r>
+    </w:p>
+    <w:tbl>
+      <w:tblPr>
+        <w:tblStyle w:val="TableGrid"/>
+        <w:tblW w:type="auto" w:w="0"/>
+        <w:jc w:val="center"/>
+        <w:tblLook w:firstColumn="1" w:firstRow="1" w:lastColumn="0" w:lastRow="0" w:noHBand="0" w:noVBand="1" w:val="04A0"/>
+        <w:tblBorders>
+          <w:top w:val="single" w:sz="4" w:space="0" w:color="D8D2D4"/>
+          <w:left w:val="single" w:sz="4" w:space="0" w:color="D8D2D4"/>
+          <w:bottom w:val="single" w:sz="4" w:space="0" w:color="D8D2D4"/>
+          <w:right w:val="single" w:sz="4" w:space="0" w:color="D8D2D4"/>
+          <w:insideH w:val="single" w:sz="4" w:space="0" w:color="D8D2D4"/>
+          <w:insideV w:val="single" w:sz="4" w:space="0" w:color="D8D2D4"/>
+        </w:tblBorders>
+      </w:tblPr>
+      <w:tblGrid>
+        <w:gridCol w:w="5112"/>
+        <w:gridCol w:w="5112"/>
+      </w:tblGrid>
+      <w:tr>
+        <w:tc>
+          <w:tcPr>
+            <w:tcW w:type="dxa" w:w="5112"/>
+            <w:shd w:val="clear" w:color="auto" w:fill="17494B"/>
+          </w:tcPr>
+          <w:p>
+            <w:pPr>
+              <w:spacing w:after="40"/>
+            </w:pPr>
+            <w:r>
+              <w:rPr>
+                <w:b/>
+                <w:color w:val="FFFFFF"/>
+                <w:sz w:val="18"/>
+              </w:rPr>
+            </w:r>
+            <w:r>
+              <w:rPr>
+                <w:b/>
+                <w:i w:val="0"/>
+                <w:color w:val="FFFFFF"/>
+                <w:sz w:val="18"/>
+              </w:rPr>
+              <w:t>Term</w:t>
+            </w:r>
+          </w:p>
+        </w:tc>
+        <w:tc>
+          <w:tcPr>
+            <w:tcW w:type="dxa" w:w="5112"/>
+            <w:shd w:val="clear" w:color="auto" w:fill="17494B"/>
+          </w:tcPr>
+          <w:p>
+            <w:pPr>
+              <w:spacing w:after="40"/>
+            </w:pPr>
+            <w:r>
+              <w:rPr>
+                <w:b/>
+                <w:color w:val="FFFFFF"/>
+                <w:sz w:val="18"/>
+              </w:rPr>
+            </w:r>
+            <w:r>
+              <w:rPr>
+                <w:b/>
+                <w:i w:val="0"/>
+                <w:color w:val="FFFFFF"/>
+                <w:sz w:val="18"/>
+              </w:rPr>
+              <w:t>What you need to know</w:t>
+            </w:r>
+          </w:p>
+        </w:tc>
+      </w:tr>
+      <w:tr>
+        <w:tc>
+          <w:tcPr>
+            <w:tcW w:type="dxa" w:w="5112"/>
+            <w:shd w:val="clear" w:color="auto" w:fill="F1EEEF"/>
+          </w:tcPr>
+          <w:p>
+            <w:pPr>
+              <w:spacing w:after="40"/>
+            </w:pPr>
+            <w:r>
+              <w:rPr>
+                <w:b/>
+                <w:sz w:val="18"/>
+              </w:rPr>
+            </w:r>
+            <w:r>
+              <w:rPr>
+                <w:b/>
+                <w:i w:val="0"/>
+                <w:sz w:val="18"/>
+              </w:rPr>
+              <w:t>Definition</w:t>
+            </w:r>
+          </w:p>
+        </w:tc>
+        <w:tc>
+          <w:tcPr>
+            <w:tcW w:type="dxa" w:w="5112"/>
+          </w:tcPr>
+          <w:p>
+            <w:pPr>
+              <w:spacing w:after="40"/>
+            </w:pPr>
+            <w:r>
+              <w:rPr>
+                <w:sz w:val="18"/>
+              </w:rPr>
+            </w:r>
+            <w:r>
+              <w:rPr>
+                <w:b w:val="0"/>
+                <w:i w:val="0"/>
+                <w:sz w:val="18"/>
+              </w:rPr>
+              <w:t xml:space="preserve">Chronic inflammatory airway disorder, </w:t>
+            </w:r>
+            <w:r>
+              <w:rPr>
+                <w:b/>
+                <w:i w:val="0"/>
+                <w:sz w:val="18"/>
+              </w:rPr>
+              <w:t>reversible</w:t>
+            </w:r>
+            <w:r>
+              <w:rPr>
+                <w:b w:val="0"/>
+                <w:i w:val="0"/>
+                <w:sz w:val="18"/>
+              </w:rPr>
+              <w:t xml:space="preserve"> obstruction (some long-standing cases irreversible); trouble getting air </w:t>
+            </w:r>
+            <w:r>
+              <w:rPr>
+                <w:b/>
+                <w:i w:val="0"/>
+                <w:sz w:val="18"/>
+              </w:rPr>
+              <w:t>out</w:t>
+            </w:r>
+            <w:r>
+              <w:rPr>
+                <w:b w:val="0"/>
+                <w:i w:val="0"/>
+                <w:sz w:val="18"/>
+              </w:rPr>
+              <w:t>. Hyper-responsiveness: excessive constriction to a trigger a normal airway ignores.</w:t>
+            </w:r>
+          </w:p>
+        </w:tc>
+      </w:tr>
+      <w:tr>
+        <w:tc>
+          <w:tcPr>
+            <w:tcW w:type="dxa" w:w="5112"/>
+            <w:shd w:val="clear" w:color="auto" w:fill="F1EEEF"/>
+          </w:tcPr>
+          <w:p>
+            <w:pPr>
+              <w:spacing w:after="40"/>
+            </w:pPr>
+            <w:r>
+              <w:rPr>
+                <w:b/>
+                <w:sz w:val="18"/>
+              </w:rPr>
+            </w:r>
+            <w:r>
+              <w:rPr>
+                <w:b/>
+                <w:i w:val="0"/>
+                <w:sz w:val="18"/>
+              </w:rPr>
+              <w:t>Course</w:t>
+            </w:r>
+          </w:p>
+        </w:tc>
+        <w:tc>
+          <w:tcPr>
+            <w:tcW w:type="dxa" w:w="5112"/>
+          </w:tcPr>
+          <w:p>
+            <w:pPr>
+              <w:spacing w:after="40"/>
+            </w:pPr>
+            <w:r>
+              <w:rPr>
+                <w:sz w:val="18"/>
+              </w:rPr>
+            </w:r>
+            <w:r>
+              <w:rPr>
+                <w:b w:val="0"/>
+                <w:i w:val="0"/>
+                <w:sz w:val="18"/>
+              </w:rPr>
+              <w:t xml:space="preserve">Any age, peak 3 years; may quiet in adolescence and return. Severity rarely changes: </w:t>
+            </w:r>
+            <w:r>
+              <w:rPr>
+                <w:b/>
+                <w:i w:val="0"/>
+                <w:sz w:val="18"/>
+              </w:rPr>
+              <w:t>mild rarely becomes severe; severe usually severe at onset</w:t>
+            </w:r>
+            <w:r>
+              <w:rPr>
+                <w:b w:val="0"/>
+                <w:i w:val="0"/>
+                <w:sz w:val="18"/>
+              </w:rPr>
+              <w:t>.</w:t>
+            </w:r>
+          </w:p>
+        </w:tc>
+      </w:tr>
+      <w:tr>
+        <w:tc>
+          <w:tcPr>
+            <w:tcW w:type="dxa" w:w="5112"/>
+            <w:shd w:val="clear" w:color="auto" w:fill="F1EEEF"/>
+          </w:tcPr>
+          <w:p>
+            <w:pPr>
+              <w:spacing w:after="40"/>
+            </w:pPr>
+            <w:r>
+              <w:rPr>
+                <w:b/>
+                <w:sz w:val="18"/>
+              </w:rPr>
+            </w:r>
+            <w:r>
+              <w:rPr>
+                <w:b/>
+                <w:i w:val="0"/>
+                <w:sz w:val="18"/>
+              </w:rPr>
+              <w:t>Death risk</w:t>
+            </w:r>
+          </w:p>
+        </w:tc>
+        <w:tc>
+          <w:tcPr>
+            <w:tcW w:type="dxa" w:w="5112"/>
+          </w:tcPr>
+          <w:p>
+            <w:pPr>
+              <w:spacing w:after="40"/>
+            </w:pPr>
+            <w:r>
+              <w:rPr>
+                <w:sz w:val="18"/>
+              </w:rPr>
+            </w:r>
+            <w:r>
+              <w:rPr>
+                <w:b w:val="0"/>
+                <w:i w:val="0"/>
+                <w:sz w:val="18"/>
+              </w:rPr>
+              <w:t>Frequent bronchodilator use; no or poorly taken inhaled steroid; previous near-fatal admission.</w:t>
+            </w:r>
+          </w:p>
+        </w:tc>
+      </w:tr>
+      <w:tr>
+        <w:tc>
+          <w:tcPr>
+            <w:tcW w:type="dxa" w:w="5112"/>
+            <w:shd w:val="clear" w:color="auto" w:fill="F1EEEF"/>
+          </w:tcPr>
+          <w:p>
+            <w:pPr>
+              <w:spacing w:after="40"/>
+            </w:pPr>
+            <w:r>
+              <w:rPr>
+                <w:b/>
+                <w:sz w:val="18"/>
+              </w:rPr>
+            </w:r>
+            <w:r>
+              <w:rPr>
+                <w:b/>
+                <w:i w:val="0"/>
+                <w:sz w:val="18"/>
+              </w:rPr>
+              <w:t>Extrinsic vs intrinsic</w:t>
+            </w:r>
+          </w:p>
+        </w:tc>
+        <w:tc>
+          <w:tcPr>
+            <w:tcW w:type="dxa" w:w="5112"/>
+          </w:tcPr>
+          <w:p>
+            <w:pPr>
+              <w:spacing w:after="40"/>
+            </w:pPr>
+            <w:r>
+              <w:rPr>
+                <w:sz w:val="18"/>
+              </w:rPr>
+            </w:r>
+            <w:r>
+              <w:rPr>
+                <w:b/>
+                <w:i w:val="0"/>
+                <w:sz w:val="18"/>
+              </w:rPr>
+              <w:t>Extrinsic:</w:t>
+            </w:r>
+            <w:r>
+              <w:rPr>
+                <w:b w:val="0"/>
+                <w:i w:val="0"/>
+                <w:sz w:val="18"/>
+              </w:rPr>
+              <w:t xml:space="preserve"> allergen-triggered, atopic, most common (atopic triad: rhinitis, asthma, eczema). </w:t>
+            </w:r>
+            <w:r>
+              <w:rPr>
+                <w:b/>
+                <w:i w:val="0"/>
+                <w:sz w:val="18"/>
+              </w:rPr>
+              <w:t>Intrinsic:</w:t>
+            </w:r>
+            <w:r>
+              <w:rPr>
+                <w:b w:val="0"/>
+                <w:i w:val="0"/>
+                <w:sz w:val="18"/>
+              </w:rPr>
+              <w:t xml:space="preserve"> about 10%, adult onset, negative skin tests, normal immunoglobulin E, </w:t>
+            </w:r>
+            <w:r>
+              <w:rPr>
+                <w:b/>
+                <w:i w:val="0"/>
+                <w:sz w:val="18"/>
+              </w:rPr>
+              <w:t>nasal polyps, may be aspirin sensitive</w:t>
+            </w:r>
+            <w:r>
+              <w:rPr>
+                <w:b w:val="0"/>
+                <w:i w:val="0"/>
+                <w:sz w:val="18"/>
+              </w:rPr>
+              <w:t>.</w:t>
+            </w:r>
+          </w:p>
+        </w:tc>
+      </w:tr>
+      <w:tr>
+        <w:tc>
+          <w:tcPr>
+            <w:tcW w:type="dxa" w:w="5112"/>
+            <w:shd w:val="clear" w:color="auto" w:fill="F1EEEF"/>
+          </w:tcPr>
+          <w:p>
+            <w:pPr>
+              <w:spacing w:after="40"/>
+            </w:pPr>
+            <w:r>
+              <w:rPr>
+                <w:b/>
+                <w:sz w:val="18"/>
+              </w:rPr>
+            </w:r>
+            <w:r>
+              <w:rPr>
+                <w:b/>
+                <w:i w:val="0"/>
+                <w:sz w:val="18"/>
+              </w:rPr>
+              <w:t>Other types</w:t>
+            </w:r>
+          </w:p>
+        </w:tc>
+        <w:tc>
+          <w:tcPr>
+            <w:tcW w:type="dxa" w:w="5112"/>
+          </w:tcPr>
+          <w:p>
+            <w:pPr>
+              <w:spacing w:after="40"/>
+            </w:pPr>
+            <w:r>
+              <w:rPr>
+                <w:sz w:val="18"/>
+              </w:rPr>
+            </w:r>
+            <w:r>
+              <w:rPr>
+                <w:b w:val="0"/>
+                <w:i w:val="0"/>
+                <w:sz w:val="18"/>
+              </w:rPr>
+              <w:t>Occupational (better weekends and vacations); catamenial (menstrual cycle); “cardiac” (decompensated heart failure); exercise-induced (starts within 3 minutes, peaks 10–15, gone by 60); aspirin-sensitive (1–5%, minutes to 12 hours).</w:t>
+            </w:r>
+          </w:p>
+        </w:tc>
+      </w:tr>
+      <w:tr>
+        <w:tc>
+          <w:tcPr>
+            <w:tcW w:type="dxa" w:w="5112"/>
+            <w:shd w:val="clear" w:color="auto" w:fill="F1EEEF"/>
+          </w:tcPr>
+          <w:p>
+            <w:pPr>
+              <w:spacing w:after="40"/>
+            </w:pPr>
+            <w:r>
+              <w:rPr>
+                <w:b/>
+                <w:sz w:val="18"/>
+              </w:rPr>
+            </w:r>
+            <w:r>
+              <w:rPr>
+                <w:b/>
+                <w:i w:val="0"/>
+                <w:sz w:val="18"/>
+              </w:rPr>
+              <w:t>Triggers</w:t>
+            </w:r>
+          </w:p>
+        </w:tc>
+        <w:tc>
+          <w:tcPr>
+            <w:tcW w:type="dxa" w:w="5112"/>
+          </w:tcPr>
+          <w:p>
+            <w:pPr>
+              <w:spacing w:after="40"/>
+            </w:pPr>
+            <w:r>
+              <w:rPr>
+                <w:sz w:val="18"/>
+              </w:rPr>
+            </w:r>
+            <w:r>
+              <w:rPr>
+                <w:b w:val="0"/>
+                <w:i w:val="0"/>
+                <w:sz w:val="18"/>
+              </w:rPr>
+              <w:t xml:space="preserve">Dust mites (most common), pet dander, cockroaches, pollens, fungal spores; viruses; </w:t>
+            </w:r>
+            <w:r>
+              <w:rPr>
+                <w:b/>
+                <w:i w:val="0"/>
+                <w:sz w:val="18"/>
+              </w:rPr>
+              <w:t>aspirin and beta blockers</w:t>
+            </w:r>
+            <w:r>
+              <w:rPr>
+                <w:b w:val="0"/>
+                <w:i w:val="0"/>
+                <w:sz w:val="18"/>
+              </w:rPr>
+              <w:t>; exercise; cold air; pollution; smoke; stress; occupational agents.</w:t>
+            </w:r>
+          </w:p>
+        </w:tc>
+      </w:tr>
+      <w:tr>
+        <w:tc>
+          <w:tcPr>
+            <w:tcW w:type="dxa" w:w="5112"/>
+            <w:shd w:val="clear" w:color="auto" w:fill="F1EEEF"/>
+          </w:tcPr>
+          <w:p>
+            <w:pPr>
+              <w:spacing w:after="40"/>
+            </w:pPr>
+            <w:r>
+              <w:rPr>
+                <w:b/>
+                <w:sz w:val="18"/>
+              </w:rPr>
+            </w:r>
+            <w:r>
+              <w:rPr>
+                <w:b/>
+                <w:i w:val="0"/>
+                <w:sz w:val="18"/>
+              </w:rPr>
+              <w:t>Risk factors</w:t>
+            </w:r>
+          </w:p>
+        </w:tc>
+        <w:tc>
+          <w:tcPr>
+            <w:tcW w:type="dxa" w:w="5112"/>
+          </w:tcPr>
+          <w:p>
+            <w:pPr>
+              <w:spacing w:after="40"/>
+            </w:pPr>
+            <w:r>
+              <w:rPr>
+                <w:sz w:val="18"/>
+              </w:rPr>
+            </w:r>
+            <w:r>
+              <w:rPr>
+                <w:b w:val="0"/>
+                <w:i w:val="0"/>
+                <w:sz w:val="18"/>
+              </w:rPr>
+              <w:t xml:space="preserve">Atopy; obesity (body mass index above 30); early viral infection. Allergen avoidance does </w:t>
+            </w:r>
+            <w:r>
+              <w:rPr>
+                <w:b/>
+                <w:i w:val="0"/>
+                <w:sz w:val="18"/>
+              </w:rPr>
+              <w:t>not</w:t>
+            </w:r>
+            <w:r>
+              <w:rPr>
+                <w:b w:val="0"/>
+                <w:i w:val="0"/>
+                <w:sz w:val="18"/>
+              </w:rPr>
+              <w:t xml:space="preserve"> prevent asthma; early exposure may protect.</w:t>
+            </w:r>
+          </w:p>
+        </w:tc>
+      </w:tr>
+    </w:tbl>
+    <w:p>
+      <w:pPr>
+        <w:spacing w:after="80"/>
+      </w:pPr>
+    </w:p>
+    <w:p>
+      <w:pPr>
+        <w:pStyle w:val="Heading1"/>
+        <w:spacing w:before="280" w:after="100"/>
+      </w:pPr>
+      <w:r>
+        <w:rPr>
+          <w:rFonts w:ascii="Georgia" w:hAnsi="Georgia"/>
+          <w:color w:val="17494B"/>
+        </w:rPr>
+        <w:t>Diagnosis &amp; Monitoring</w:t>
+      </w:r>
+    </w:p>
+    <w:tbl>
+      <w:tblPr>
+        <w:tblStyle w:val="TableGrid"/>
+        <w:tblW w:type="auto" w:w="0"/>
+        <w:jc w:val="center"/>
+        <w:tblLook w:firstColumn="1" w:firstRow="1" w:lastColumn="0" w:lastRow="0" w:noHBand="0" w:noVBand="1" w:val="04A0"/>
+        <w:tblBorders>
+          <w:top w:val="single" w:sz="4" w:space="0" w:color="D8D2D4"/>
+          <w:left w:val="single" w:sz="4" w:space="0" w:color="D8D2D4"/>
+          <w:bottom w:val="single" w:sz="4" w:space="0" w:color="D8D2D4"/>
+          <w:right w:val="single" w:sz="4" w:space="0" w:color="D8D2D4"/>
+          <w:insideH w:val="single" w:sz="4" w:space="0" w:color="D8D2D4"/>
+          <w:insideV w:val="single" w:sz="4" w:space="0" w:color="D8D2D4"/>
+        </w:tblBorders>
+      </w:tblPr>
+      <w:tblGrid>
+        <w:gridCol w:w="5112"/>
+        <w:gridCol w:w="5112"/>
+      </w:tblGrid>
+      <w:tr>
+        <w:tc>
+          <w:tcPr>
+            <w:tcW w:type="dxa" w:w="5112"/>
+            <w:shd w:val="clear" w:color="auto" w:fill="17494B"/>
+          </w:tcPr>
+          <w:p>
+            <w:pPr>
+              <w:spacing w:after="40"/>
+            </w:pPr>
+            <w:r>
+              <w:rPr>
+                <w:b/>
+                <w:color w:val="FFFFFF"/>
+                <w:sz w:val="18"/>
+              </w:rPr>
+            </w:r>
+            <w:r>
+              <w:rPr>
+                <w:b/>
+                <w:i w:val="0"/>
+                <w:color w:val="FFFFFF"/>
+                <w:sz w:val="18"/>
+              </w:rPr>
+              <w:t>Term</w:t>
+            </w:r>
+          </w:p>
+        </w:tc>
+        <w:tc>
+          <w:tcPr>
+            <w:tcW w:type="dxa" w:w="5112"/>
+            <w:shd w:val="clear" w:color="auto" w:fill="17494B"/>
+          </w:tcPr>
+          <w:p>
+            <w:pPr>
+              <w:spacing w:after="40"/>
+            </w:pPr>
+            <w:r>
+              <w:rPr>
+                <w:b/>
+                <w:color w:val="FFFFFF"/>
+                <w:sz w:val="18"/>
+              </w:rPr>
+            </w:r>
+            <w:r>
+              <w:rPr>
+                <w:b/>
+                <w:i w:val="0"/>
+                <w:color w:val="FFFFFF"/>
+                <w:sz w:val="18"/>
+              </w:rPr>
+              <w:t>What you need to know</w:t>
+            </w:r>
+          </w:p>
+        </w:tc>
+      </w:tr>
+      <w:tr>
+        <w:tc>
+          <w:tcPr>
+            <w:tcW w:type="dxa" w:w="5112"/>
+            <w:shd w:val="clear" w:color="auto" w:fill="F1EEEF"/>
+          </w:tcPr>
+          <w:p>
+            <w:pPr>
+              <w:spacing w:after="40"/>
+            </w:pPr>
+            <w:r>
+              <w:rPr>
+                <w:b/>
+                <w:sz w:val="18"/>
+              </w:rPr>
+            </w:r>
+            <w:r>
+              <w:rPr>
+                <w:b/>
+                <w:i w:val="0"/>
+                <w:sz w:val="18"/>
+              </w:rPr>
+              <w:t>Exam</w:t>
+            </w:r>
+          </w:p>
+        </w:tc>
+        <w:tc>
+          <w:tcPr>
+            <w:tcW w:type="dxa" w:w="5112"/>
+          </w:tcPr>
+          <w:p>
+            <w:pPr>
+              <w:spacing w:after="40"/>
+            </w:pPr>
+            <w:r>
+              <w:rPr>
+                <w:sz w:val="18"/>
+              </w:rPr>
+            </w:r>
+            <w:r>
+              <w:rPr>
+                <w:b w:val="0"/>
+                <w:i w:val="0"/>
+                <w:sz w:val="18"/>
+              </w:rPr>
+              <w:t xml:space="preserve">Often normal between attacks. Exacerbation: accessory muscles, leaning forward; </w:t>
+            </w:r>
+            <w:r>
+              <w:rPr>
+                <w:b/>
+                <w:i w:val="0"/>
+                <w:sz w:val="18"/>
+              </w:rPr>
+              <w:t>wheeze may vanish</w:t>
+            </w:r>
+            <w:r>
+              <w:rPr>
+                <w:b w:val="0"/>
+                <w:i w:val="0"/>
+                <w:sz w:val="18"/>
+              </w:rPr>
+              <w:t xml:space="preserve"> (decreased breath sounds, prolonged expiration). Worse at night (peak 3–4 am).</w:t>
+            </w:r>
+          </w:p>
+        </w:tc>
+      </w:tr>
+      <w:tr>
+        <w:tc>
+          <w:tcPr>
+            <w:tcW w:type="dxa" w:w="5112"/>
+            <w:shd w:val="clear" w:color="auto" w:fill="F1EEEF"/>
+          </w:tcPr>
+          <w:p>
+            <w:pPr>
+              <w:spacing w:after="40"/>
+            </w:pPr>
+            <w:r>
+              <w:rPr>
+                <w:b/>
+                <w:sz w:val="18"/>
+              </w:rPr>
+            </w:r>
+            <w:r>
+              <w:rPr>
+                <w:b/>
+                <w:i w:val="0"/>
+                <w:sz w:val="18"/>
+              </w:rPr>
+              <w:t>Spirometry</w:t>
+            </w:r>
+          </w:p>
+        </w:tc>
+        <w:tc>
+          <w:tcPr>
+            <w:tcW w:type="dxa" w:w="5112"/>
+          </w:tcPr>
+          <w:p>
+            <w:pPr>
+              <w:spacing w:after="40"/>
+            </w:pPr>
+            <w:r>
+              <w:rPr>
+                <w:sz w:val="18"/>
+              </w:rPr>
+            </w:r>
+            <w:r>
+              <w:rPr>
+                <w:b w:val="0"/>
+                <w:i w:val="0"/>
+                <w:sz w:val="18"/>
+              </w:rPr>
+              <w:t xml:space="preserve">Before and after a short-acting bronchodilator; reduced 1-second volume and ratio; </w:t>
+            </w:r>
+            <w:r>
+              <w:rPr>
+                <w:b/>
+                <w:i w:val="0"/>
+                <w:sz w:val="18"/>
+              </w:rPr>
+              <w:t>12% or more improvement</w:t>
+            </w:r>
+            <w:r>
+              <w:rPr>
+                <w:b w:val="0"/>
+                <w:i w:val="0"/>
+                <w:sz w:val="18"/>
+              </w:rPr>
+              <w:t xml:space="preserve"> supports asthma. Effort-dependent: coach. Repeat </w:t>
+            </w:r>
+            <w:r>
+              <w:rPr>
+                <w:b/>
+                <w:i w:val="0"/>
+                <w:sz w:val="18"/>
+              </w:rPr>
+              <w:t>yearly</w:t>
+            </w:r>
+            <w:r>
+              <w:rPr>
+                <w:b w:val="0"/>
+                <w:i w:val="0"/>
+                <w:sz w:val="18"/>
+              </w:rPr>
+              <w:t>.</w:t>
+            </w:r>
+          </w:p>
+        </w:tc>
+      </w:tr>
+      <w:tr>
+        <w:tc>
+          <w:tcPr>
+            <w:tcW w:type="dxa" w:w="5112"/>
+            <w:shd w:val="clear" w:color="auto" w:fill="F1EEEF"/>
+          </w:tcPr>
+          <w:p>
+            <w:pPr>
+              <w:spacing w:after="40"/>
+            </w:pPr>
+            <w:r>
+              <w:rPr>
+                <w:b/>
+                <w:sz w:val="18"/>
+              </w:rPr>
+            </w:r>
+            <w:r>
+              <w:rPr>
+                <w:b/>
+                <w:i w:val="0"/>
+                <w:sz w:val="18"/>
+              </w:rPr>
+              <w:t>Other tests</w:t>
+            </w:r>
+          </w:p>
+        </w:tc>
+        <w:tc>
+          <w:tcPr>
+            <w:tcW w:type="dxa" w:w="5112"/>
+          </w:tcPr>
+          <w:p>
+            <w:pPr>
+              <w:spacing w:after="40"/>
+            </w:pPr>
+            <w:r>
+              <w:rPr>
+                <w:sz w:val="18"/>
+              </w:rPr>
+            </w:r>
+            <w:r>
+              <w:rPr>
+                <w:b w:val="0"/>
+                <w:i w:val="0"/>
+                <w:sz w:val="18"/>
+              </w:rPr>
+              <w:t xml:space="preserve">Provocation (methacholine, histamine) if spirometry is not diagnostic, </w:t>
+            </w:r>
+            <w:r>
+              <w:rPr>
+                <w:b/>
+                <w:i w:val="0"/>
+                <w:sz w:val="18"/>
+              </w:rPr>
+              <w:t>not below 65% predicted</w:t>
+            </w:r>
+            <w:r>
+              <w:rPr>
+                <w:b w:val="0"/>
+                <w:i w:val="0"/>
+                <w:sz w:val="18"/>
+              </w:rPr>
+              <w:t>; exercise challenge for exercise-induced bronchospasm; allergy testing for triggers; exhaled nitric oxide = inflammation; chest x-ray normal or hyperinflated.</w:t>
+            </w:r>
+          </w:p>
+        </w:tc>
+      </w:tr>
+      <w:tr>
+        <w:tc>
+          <w:tcPr>
+            <w:tcW w:type="dxa" w:w="5112"/>
+            <w:shd w:val="clear" w:color="auto" w:fill="F1EEEF"/>
+          </w:tcPr>
+          <w:p>
+            <w:pPr>
+              <w:spacing w:after="40"/>
+            </w:pPr>
+            <w:r>
+              <w:rPr>
+                <w:b/>
+                <w:sz w:val="18"/>
+              </w:rPr>
+            </w:r>
+            <w:r>
+              <w:rPr>
+                <w:b/>
+                <w:i w:val="0"/>
+                <w:sz w:val="18"/>
+              </w:rPr>
+              <w:t>Peak flow</w:t>
+            </w:r>
+          </w:p>
+        </w:tc>
+        <w:tc>
+          <w:tcPr>
+            <w:tcW w:type="dxa" w:w="5112"/>
+          </w:tcPr>
+          <w:p>
+            <w:pPr>
+              <w:spacing w:after="40"/>
+            </w:pPr>
+            <w:r>
+              <w:rPr>
+                <w:sz w:val="18"/>
+              </w:rPr>
+            </w:r>
+            <w:r>
+              <w:rPr>
+                <w:b w:val="0"/>
+                <w:i w:val="0"/>
+                <w:sz w:val="18"/>
+              </w:rPr>
+              <w:t xml:space="preserve">Home baseline; </w:t>
+            </w:r>
+            <w:r>
+              <w:rPr>
+                <w:b/>
+                <w:i w:val="0"/>
+                <w:sz w:val="18"/>
+              </w:rPr>
+              <w:t>morning before, afternoon after</w:t>
+            </w:r>
+            <w:r>
+              <w:rPr>
+                <w:b w:val="0"/>
+                <w:i w:val="0"/>
+                <w:sz w:val="18"/>
+              </w:rPr>
+              <w:t xml:space="preserve"> the bronchodilator; </w:t>
+            </w:r>
+            <w:r>
+              <w:rPr>
+                <w:b/>
+                <w:i w:val="0"/>
+                <w:sz w:val="18"/>
+              </w:rPr>
+              <w:t>20% change</w:t>
+            </w:r>
+            <w:r>
+              <w:rPr>
+                <w:b w:val="0"/>
+                <w:i w:val="0"/>
+                <w:sz w:val="18"/>
+              </w:rPr>
+              <w:t xml:space="preserve"> between them or day to day = poor control.</w:t>
+            </w:r>
+          </w:p>
+        </w:tc>
+      </w:tr>
+      <w:tr>
+        <w:tc>
+          <w:tcPr>
+            <w:tcW w:type="dxa" w:w="5112"/>
+            <w:shd w:val="clear" w:color="auto" w:fill="F1EEEF"/>
+          </w:tcPr>
+          <w:p>
+            <w:pPr>
+              <w:spacing w:after="40"/>
+            </w:pPr>
+            <w:r>
+              <w:rPr>
+                <w:b/>
+                <w:sz w:val="18"/>
+              </w:rPr>
+            </w:r>
+            <w:r>
+              <w:rPr>
+                <w:b/>
+                <w:i w:val="0"/>
+                <w:sz w:val="18"/>
+              </w:rPr>
+              <w:t>Action plan</w:t>
+            </w:r>
+          </w:p>
+        </w:tc>
+        <w:tc>
+          <w:tcPr>
+            <w:tcW w:type="dxa" w:w="5112"/>
+          </w:tcPr>
+          <w:p>
+            <w:pPr>
+              <w:spacing w:after="40"/>
+            </w:pPr>
+            <w:r>
+              <w:rPr>
+                <w:sz w:val="18"/>
+              </w:rPr>
+            </w:r>
+            <w:r>
+              <w:rPr>
+                <w:b/>
+                <w:i w:val="0"/>
+                <w:sz w:val="18"/>
+              </w:rPr>
+              <w:t>Green</w:t>
+            </w:r>
+            <w:r>
+              <w:rPr>
+                <w:b w:val="0"/>
+                <w:i w:val="0"/>
+                <w:sz w:val="18"/>
+              </w:rPr>
+              <w:t xml:space="preserve"> 80% or more of personal best; </w:t>
+            </w:r>
+            <w:r>
+              <w:rPr>
+                <w:b/>
+                <w:i w:val="0"/>
+                <w:sz w:val="18"/>
+              </w:rPr>
+              <w:t>yellow</w:t>
+            </w:r>
+            <w:r>
+              <w:rPr>
+                <w:b w:val="0"/>
+                <w:i w:val="0"/>
+                <w:sz w:val="18"/>
+              </w:rPr>
+              <w:t xml:space="preserve"> 50–79% (add quick-relief, keep controller); </w:t>
+            </w:r>
+            <w:r>
+              <w:rPr>
+                <w:b/>
+                <w:i w:val="0"/>
+                <w:sz w:val="18"/>
+              </w:rPr>
+              <w:t>red</w:t>
+            </w:r>
+            <w:r>
+              <w:rPr>
+                <w:b w:val="0"/>
+                <w:i w:val="0"/>
+                <w:sz w:val="18"/>
+              </w:rPr>
+              <w:t xml:space="preserve"> under 50%, very short of breath or quick-relief failing (medical alert). Danger signs: cannot walk or talk, blue lips or nails.</w:t>
+            </w:r>
+          </w:p>
+        </w:tc>
+      </w:tr>
+      <w:tr>
+        <w:tc>
+          <w:tcPr>
+            <w:tcW w:type="dxa" w:w="5112"/>
+            <w:shd w:val="clear" w:color="auto" w:fill="F1EEEF"/>
+          </w:tcPr>
+          <w:p>
+            <w:pPr>
+              <w:spacing w:after="40"/>
+            </w:pPr>
+            <w:r>
+              <w:rPr>
+                <w:b/>
+                <w:sz w:val="18"/>
+              </w:rPr>
+            </w:r>
+            <w:r>
+              <w:rPr>
+                <w:b/>
+                <w:i w:val="0"/>
+                <w:sz w:val="18"/>
+              </w:rPr>
+              <w:t>Visit sequence</w:t>
+            </w:r>
+          </w:p>
+        </w:tc>
+        <w:tc>
+          <w:tcPr>
+            <w:tcW w:type="dxa" w:w="5112"/>
+          </w:tcPr>
+          <w:p>
+            <w:pPr>
+              <w:spacing w:after="40"/>
+            </w:pPr>
+            <w:r>
+              <w:rPr>
+                <w:sz w:val="18"/>
+              </w:rPr>
+            </w:r>
+            <w:r>
+              <w:rPr>
+                <w:b w:val="0"/>
+                <w:i w:val="0"/>
+                <w:sz w:val="18"/>
+              </w:rPr>
+              <w:t>Initial: diagnose, classify, start medicine and demonstrate, written plan, schedule follow-up. Follow-up: control, compliance, adjust, update plan.</w:t>
+            </w:r>
+          </w:p>
+        </w:tc>
+      </w:tr>
+      <w:tr>
+        <w:tc>
+          <w:tcPr>
+            <w:tcW w:type="dxa" w:w="5112"/>
+            <w:shd w:val="clear" w:color="auto" w:fill="F1EEEF"/>
+          </w:tcPr>
+          <w:p>
+            <w:pPr>
+              <w:spacing w:after="40"/>
+            </w:pPr>
+            <w:r>
+              <w:rPr>
+                <w:b/>
+                <w:sz w:val="18"/>
+              </w:rPr>
+            </w:r>
+            <w:r>
+              <w:rPr>
+                <w:b/>
+                <w:i w:val="0"/>
+                <w:sz w:val="18"/>
+              </w:rPr>
+              <w:t>Differential</w:t>
+            </w:r>
+          </w:p>
+        </w:tc>
+        <w:tc>
+          <w:tcPr>
+            <w:tcW w:type="dxa" w:w="5112"/>
+          </w:tcPr>
+          <w:p>
+            <w:pPr>
+              <w:spacing w:after="40"/>
+            </w:pPr>
+            <w:r>
+              <w:rPr>
+                <w:sz w:val="18"/>
+              </w:rPr>
+            </w:r>
+            <w:r>
+              <w:rPr>
+                <w:b w:val="0"/>
+                <w:i w:val="0"/>
+                <w:sz w:val="18"/>
+              </w:rPr>
+              <w:t>Vocal fold dysfunction or paralysis, foreign body, laryngotracheal mass; chronic obstructive pulmonary disease, bronchiectasis, cystic fibrosis; conversion disorder, emotional laryngeal wheezing, factitious disorder; aspergillosis.</w:t>
+            </w:r>
+          </w:p>
+        </w:tc>
+      </w:tr>
+      <w:tr>
+        <w:tc>
+          <w:tcPr>
+            <w:tcW w:type="dxa" w:w="5112"/>
+            <w:shd w:val="clear" w:color="auto" w:fill="F1EEEF"/>
+          </w:tcPr>
+          <w:p>
+            <w:pPr>
+              <w:spacing w:after="40"/>
+            </w:pPr>
+            <w:r>
+              <w:rPr>
+                <w:b/>
+                <w:sz w:val="18"/>
+              </w:rPr>
+            </w:r>
+            <w:r>
+              <w:rPr>
+                <w:b/>
+                <w:i w:val="0"/>
+                <w:sz w:val="18"/>
+              </w:rPr>
+              <w:t>Aspergillosis</w:t>
+            </w:r>
+          </w:p>
+        </w:tc>
+        <w:tc>
+          <w:tcPr>
+            <w:tcW w:type="dxa" w:w="5112"/>
+          </w:tcPr>
+          <w:p>
+            <w:pPr>
+              <w:spacing w:after="40"/>
+            </w:pPr>
+            <w:r>
+              <w:rPr>
+                <w:sz w:val="18"/>
+              </w:rPr>
+            </w:r>
+            <w:r>
+              <w:rPr>
+                <w:b w:val="0"/>
+                <w:i w:val="0"/>
+                <w:sz w:val="18"/>
+              </w:rPr>
+              <w:t xml:space="preserve">Allergic bronchopulmonary aspergillosis: hypersensitivity to </w:t>
+            </w:r>
+            <w:r>
+              <w:rPr>
+                <w:b w:val="0"/>
+                <w:i/>
+                <w:sz w:val="18"/>
+              </w:rPr>
+              <w:t>Aspergillus fumigatus</w:t>
+            </w:r>
+            <w:r>
+              <w:rPr>
+                <w:b w:val="0"/>
+                <w:i w:val="0"/>
+                <w:sz w:val="18"/>
+              </w:rPr>
+              <w:t>, almost only in asthma or cystic fibrosis; vigorous immunoglobulin E and G response; exacerbations.</w:t>
+            </w:r>
+          </w:p>
+        </w:tc>
+      </w:tr>
+    </w:tbl>
+    <w:p>
+      <w:pPr>
+        <w:spacing w:after="80"/>
+      </w:pPr>
+    </w:p>
+    <w:p>
+      <w:pPr>
+        <w:pStyle w:val="Heading1"/>
+        <w:spacing w:before="280" w:after="100"/>
+      </w:pPr>
+      <w:r>
+        <w:rPr>
+          <w:rFonts w:ascii="Georgia" w:hAnsi="Georgia"/>
+          <w:color w:val="17494B"/>
+        </w:rPr>
+        <w:t>Treatment by Class</w:t>
+      </w:r>
+    </w:p>
+    <w:tbl>
+      <w:tblPr>
+        <w:tblStyle w:val="TableGrid"/>
+        <w:tblW w:type="auto" w:w="0"/>
+        <w:jc w:val="center"/>
+        <w:tblLook w:firstColumn="1" w:firstRow="1" w:lastColumn="0" w:lastRow="0" w:noHBand="0" w:noVBand="1" w:val="04A0"/>
+        <w:tblBorders>
+          <w:top w:val="single" w:sz="4" w:space="0" w:color="D8D2D4"/>
+          <w:left w:val="single" w:sz="4" w:space="0" w:color="D8D2D4"/>
+          <w:bottom w:val="single" w:sz="4" w:space="0" w:color="D8D2D4"/>
+          <w:right w:val="single" w:sz="4" w:space="0" w:color="D8D2D4"/>
+          <w:insideH w:val="single" w:sz="4" w:space="0" w:color="D8D2D4"/>
+          <w:insideV w:val="single" w:sz="4" w:space="0" w:color="D8D2D4"/>
+        </w:tblBorders>
+      </w:tblPr>
+      <w:tblGrid>
+        <w:gridCol w:w="5112"/>
+        <w:gridCol w:w="5112"/>
+      </w:tblGrid>
+      <w:tr>
+        <w:tc>
+          <w:tcPr>
+            <w:tcW w:type="dxa" w:w="5112"/>
+            <w:shd w:val="clear" w:color="auto" w:fill="17494B"/>
+          </w:tcPr>
+          <w:p>
+            <w:pPr>
+              <w:spacing w:after="40"/>
+            </w:pPr>
+            <w:r>
+              <w:rPr>
+                <w:b/>
+                <w:color w:val="FFFFFF"/>
+                <w:sz w:val="18"/>
+              </w:rPr>
+            </w:r>
+            <w:r>
+              <w:rPr>
+                <w:b/>
+                <w:i w:val="0"/>
+                <w:color w:val="FFFFFF"/>
+                <w:sz w:val="18"/>
+              </w:rPr>
+              <w:t>Term</w:t>
+            </w:r>
+          </w:p>
+        </w:tc>
+        <w:tc>
+          <w:tcPr>
+            <w:tcW w:type="dxa" w:w="5112"/>
+            <w:shd w:val="clear" w:color="auto" w:fill="17494B"/>
+          </w:tcPr>
+          <w:p>
+            <w:pPr>
+              <w:spacing w:after="40"/>
+            </w:pPr>
+            <w:r>
+              <w:rPr>
+                <w:b/>
+                <w:color w:val="FFFFFF"/>
+                <w:sz w:val="18"/>
+              </w:rPr>
+            </w:r>
+            <w:r>
+              <w:rPr>
+                <w:b/>
+                <w:i w:val="0"/>
+                <w:color w:val="FFFFFF"/>
+                <w:sz w:val="18"/>
+              </w:rPr>
+              <w:t>What you need to know</w:t>
+            </w:r>
+          </w:p>
+        </w:tc>
+      </w:tr>
+      <w:tr>
+        <w:tc>
+          <w:tcPr>
+            <w:tcW w:type="dxa" w:w="5112"/>
+            <w:shd w:val="clear" w:color="auto" w:fill="F1EEEF"/>
+          </w:tcPr>
+          <w:p>
+            <w:pPr>
+              <w:spacing w:after="40"/>
+            </w:pPr>
+            <w:r>
+              <w:rPr>
+                <w:b/>
+                <w:sz w:val="18"/>
+              </w:rPr>
+            </w:r>
+            <w:r>
+              <w:rPr>
+                <w:b/>
+                <w:i w:val="0"/>
+                <w:sz w:val="18"/>
+              </w:rPr>
+              <w:t>Rescue</w:t>
+            </w:r>
+          </w:p>
+        </w:tc>
+        <w:tc>
+          <w:tcPr>
+            <w:tcW w:type="dxa" w:w="5112"/>
+          </w:tcPr>
+          <w:p>
+            <w:pPr>
+              <w:spacing w:after="40"/>
+            </w:pPr>
+            <w:r>
+              <w:rPr>
+                <w:sz w:val="18"/>
+              </w:rPr>
+            </w:r>
+            <w:r>
+              <w:rPr>
+                <w:b w:val="0"/>
+                <w:i w:val="0"/>
+                <w:sz w:val="18"/>
+              </w:rPr>
+              <w:t xml:space="preserve">Every patient needs a </w:t>
+            </w:r>
+            <w:r>
+              <w:rPr>
+                <w:b/>
+                <w:i w:val="0"/>
+                <w:sz w:val="18"/>
+              </w:rPr>
+              <w:t>short-acting beta-2 agonist</w:t>
+            </w:r>
+            <w:r>
+              <w:rPr>
+                <w:b w:val="0"/>
+                <w:i w:val="0"/>
+                <w:sz w:val="18"/>
+              </w:rPr>
+              <w:t xml:space="preserve"> (albuterol); 3–6 hours; before exercise prevents exercise-induced bronchospasm; rising use = poor control; tremor, palpitations.</w:t>
+            </w:r>
+          </w:p>
+        </w:tc>
+      </w:tr>
+      <w:tr>
+        <w:tc>
+          <w:tcPr>
+            <w:tcW w:type="dxa" w:w="5112"/>
+            <w:shd w:val="clear" w:color="auto" w:fill="F1EEEF"/>
+          </w:tcPr>
+          <w:p>
+            <w:pPr>
+              <w:spacing w:after="40"/>
+            </w:pPr>
+            <w:r>
+              <w:rPr>
+                <w:b/>
+                <w:sz w:val="18"/>
+              </w:rPr>
+            </w:r>
+            <w:r>
+              <w:rPr>
+                <w:b/>
+                <w:i w:val="0"/>
+                <w:sz w:val="18"/>
+              </w:rPr>
+              <w:t>Inhaled corticosteroid</w:t>
+            </w:r>
+          </w:p>
+        </w:tc>
+        <w:tc>
+          <w:tcPr>
+            <w:tcW w:type="dxa" w:w="5112"/>
+          </w:tcPr>
+          <w:p>
+            <w:pPr>
+              <w:spacing w:after="40"/>
+            </w:pPr>
+            <w:r>
+              <w:rPr>
+                <w:sz w:val="18"/>
+              </w:rPr>
+            </w:r>
+            <w:r>
+              <w:rPr>
+                <w:b/>
+                <w:i w:val="0"/>
+                <w:sz w:val="18"/>
+              </w:rPr>
+              <w:t>Preferred first-line</w:t>
+            </w:r>
+            <w:r>
+              <w:rPr>
+                <w:b w:val="0"/>
+                <w:i w:val="0"/>
+                <w:sz w:val="18"/>
+              </w:rPr>
+              <w:t xml:space="preserve"> for persistent asthma; twice daily; full effect takes months; hoarseness, cough, thrush → </w:t>
+            </w:r>
+            <w:r>
+              <w:rPr>
+                <w:b/>
+                <w:i w:val="0"/>
+                <w:sz w:val="18"/>
+              </w:rPr>
+              <w:t>spacer, rinse and spit</w:t>
+            </w:r>
+            <w:r>
+              <w:rPr>
+                <w:b w:val="0"/>
+                <w:i w:val="0"/>
+                <w:sz w:val="18"/>
+              </w:rPr>
+              <w:t>.</w:t>
+            </w:r>
+          </w:p>
+        </w:tc>
+      </w:tr>
+      <w:tr>
+        <w:tc>
+          <w:tcPr>
+            <w:tcW w:type="dxa" w:w="5112"/>
+            <w:shd w:val="clear" w:color="auto" w:fill="F1EEEF"/>
+          </w:tcPr>
+          <w:p>
+            <w:pPr>
+              <w:spacing w:after="40"/>
+            </w:pPr>
+            <w:r>
+              <w:rPr>
+                <w:b/>
+                <w:sz w:val="18"/>
+              </w:rPr>
+            </w:r>
+            <w:r>
+              <w:rPr>
+                <w:b/>
+                <w:i w:val="0"/>
+                <w:sz w:val="18"/>
+              </w:rPr>
+              <w:t>Systemic steroid</w:t>
+            </w:r>
+          </w:p>
+        </w:tc>
+        <w:tc>
+          <w:tcPr>
+            <w:tcW w:type="dxa" w:w="5112"/>
+          </w:tcPr>
+          <w:p>
+            <w:pPr>
+              <w:spacing w:after="40"/>
+            </w:pPr>
+            <w:r>
+              <w:rPr>
+                <w:sz w:val="18"/>
+              </w:rPr>
+            </w:r>
+            <w:r>
+              <w:rPr>
+                <w:b w:val="0"/>
+                <w:i w:val="0"/>
+                <w:sz w:val="18"/>
+              </w:rPr>
+              <w:t xml:space="preserve">Exacerbations: short course, </w:t>
+            </w:r>
+            <w:r>
+              <w:rPr>
+                <w:b/>
+                <w:i w:val="0"/>
+                <w:sz w:val="18"/>
+              </w:rPr>
+              <w:t>no taper</w:t>
+            </w:r>
+            <w:r>
+              <w:rPr>
+                <w:b w:val="0"/>
+                <w:i w:val="0"/>
+                <w:sz w:val="18"/>
+              </w:rPr>
+              <w:t>. Long-term only if refractory, minimum dose, with calcium and vitamin D. Side effects: truncal obesity, osteoporosis, bruising, ulcers, depression, hypertension.</w:t>
+            </w:r>
+          </w:p>
+        </w:tc>
+      </w:tr>
+      <w:tr>
+        <w:tc>
+          <w:tcPr>
+            <w:tcW w:type="dxa" w:w="5112"/>
+            <w:shd w:val="clear" w:color="auto" w:fill="F1EEEF"/>
+          </w:tcPr>
+          <w:p>
+            <w:pPr>
+              <w:spacing w:after="40"/>
+            </w:pPr>
+            <w:r>
+              <w:rPr>
+                <w:b/>
+                <w:sz w:val="18"/>
+              </w:rPr>
+            </w:r>
+            <w:r>
+              <w:rPr>
+                <w:b/>
+                <w:i w:val="0"/>
+                <w:sz w:val="18"/>
+              </w:rPr>
+              <w:t>Long-acting beta-2 agonist</w:t>
+            </w:r>
+          </w:p>
+        </w:tc>
+        <w:tc>
+          <w:tcPr>
+            <w:tcW w:type="dxa" w:w="5112"/>
+          </w:tcPr>
+          <w:p>
+            <w:pPr>
+              <w:spacing w:after="40"/>
+            </w:pPr>
+            <w:r>
+              <w:rPr>
+                <w:sz w:val="18"/>
+              </w:rPr>
+            </w:r>
+            <w:r>
+              <w:rPr>
+                <w:b w:val="0"/>
+                <w:i w:val="0"/>
+                <w:sz w:val="18"/>
+              </w:rPr>
+              <w:t xml:space="preserve">Up to 12 hours; </w:t>
+            </w:r>
+            <w:r>
+              <w:rPr>
+                <w:b/>
+                <w:i w:val="0"/>
+                <w:sz w:val="18"/>
+              </w:rPr>
+              <w:t>never alone</w:t>
+            </w:r>
+            <w:r>
+              <w:rPr>
+                <w:b w:val="0"/>
+                <w:i w:val="0"/>
+                <w:sz w:val="18"/>
+              </w:rPr>
+              <w:t xml:space="preserve"> (no anti-inflammatory effect); pair with inhaled steroid.</w:t>
+            </w:r>
+          </w:p>
+        </w:tc>
+      </w:tr>
+      <w:tr>
+        <w:tc>
+          <w:tcPr>
+            <w:tcW w:type="dxa" w:w="5112"/>
+            <w:shd w:val="clear" w:color="auto" w:fill="F1EEEF"/>
+          </w:tcPr>
+          <w:p>
+            <w:pPr>
+              <w:spacing w:after="40"/>
+            </w:pPr>
+            <w:r>
+              <w:rPr>
+                <w:b/>
+                <w:sz w:val="18"/>
+              </w:rPr>
+            </w:r>
+            <w:r>
+              <w:rPr>
+                <w:b/>
+                <w:i w:val="0"/>
+                <w:sz w:val="18"/>
+              </w:rPr>
+              <w:t>Other controllers</w:t>
+            </w:r>
+          </w:p>
+        </w:tc>
+        <w:tc>
+          <w:tcPr>
+            <w:tcW w:type="dxa" w:w="5112"/>
+          </w:tcPr>
+          <w:p>
+            <w:pPr>
+              <w:spacing w:after="40"/>
+            </w:pPr>
+            <w:r>
+              <w:rPr>
+                <w:sz w:val="18"/>
+              </w:rPr>
+            </w:r>
+            <w:r>
+              <w:rPr>
+                <w:b w:val="0"/>
+                <w:i w:val="0"/>
+                <w:sz w:val="18"/>
+              </w:rPr>
+              <w:t>Cromolyn: prevents, does not relieve. Tiotropium: slow, weak, few side effects. Theophylline: narrow range; nausea, vomiting, arrhythmias, seizures, high glucose, low potassium. Leukotriene modifiers: add-on, helpful for exercise-induced. Monoclonal antibodies: specialist, spare steroids.</w:t>
+            </w:r>
+          </w:p>
+        </w:tc>
+      </w:tr>
+      <w:tr>
+        <w:tc>
+          <w:tcPr>
+            <w:tcW w:type="dxa" w:w="5112"/>
+            <w:shd w:val="clear" w:color="auto" w:fill="F1EEEF"/>
+          </w:tcPr>
+          <w:p>
+            <w:pPr>
+              <w:spacing w:after="40"/>
+            </w:pPr>
+            <w:r>
+              <w:rPr>
+                <w:b/>
+                <w:sz w:val="18"/>
+              </w:rPr>
+            </w:r>
+            <w:r>
+              <w:rPr>
+                <w:b/>
+                <w:i w:val="0"/>
+                <w:sz w:val="18"/>
+              </w:rPr>
+              <w:t>Avoid</w:t>
+            </w:r>
+          </w:p>
+        </w:tc>
+        <w:tc>
+          <w:tcPr>
+            <w:tcW w:type="dxa" w:w="5112"/>
+          </w:tcPr>
+          <w:p>
+            <w:pPr>
+              <w:spacing w:after="40"/>
+            </w:pPr>
+            <w:r>
+              <w:rPr>
+                <w:sz w:val="18"/>
+              </w:rPr>
+            </w:r>
+            <w:r>
+              <w:rPr>
+                <w:b/>
+                <w:i w:val="0"/>
+                <w:sz w:val="18"/>
+              </w:rPr>
+              <w:t>Aspirin and non-selective anti-inflammatory drugs</w:t>
+            </w:r>
+            <w:r>
+              <w:rPr>
+                <w:b w:val="0"/>
+                <w:i w:val="0"/>
+                <w:sz w:val="18"/>
+              </w:rPr>
+              <w:t xml:space="preserve"> (ibuprofen, naproxen, diclofenac, indomethacin) in aspirin-sensitive asthma; selective ones (celecoxib, meloxicam) allowed. </w:t>
+            </w:r>
+            <w:r>
+              <w:rPr>
+                <w:b/>
+                <w:i w:val="0"/>
+                <w:sz w:val="18"/>
+              </w:rPr>
+              <w:t>Beta blockers.</w:t>
+            </w:r>
+          </w:p>
+        </w:tc>
+      </w:tr>
+      <w:tr>
+        <w:tc>
+          <w:tcPr>
+            <w:tcW w:type="dxa" w:w="5112"/>
+            <w:shd w:val="clear" w:color="auto" w:fill="F1EEEF"/>
+          </w:tcPr>
+          <w:p>
+            <w:pPr>
+              <w:spacing w:after="40"/>
+            </w:pPr>
+            <w:r>
+              <w:rPr>
+                <w:b/>
+                <w:sz w:val="18"/>
+              </w:rPr>
+            </w:r>
+            <w:r>
+              <w:rPr>
+                <w:b/>
+                <w:i w:val="0"/>
+                <w:sz w:val="18"/>
+              </w:rPr>
+              <w:t>Immunotherapy &amp; vaccines</w:t>
+            </w:r>
+          </w:p>
+        </w:tc>
+        <w:tc>
+          <w:tcPr>
+            <w:tcW w:type="dxa" w:w="5112"/>
+          </w:tcPr>
+          <w:p>
+            <w:pPr>
+              <w:spacing w:after="40"/>
+            </w:pPr>
+            <w:r>
+              <w:rPr>
+                <w:sz w:val="18"/>
+              </w:rPr>
+            </w:r>
+            <w:r>
+              <w:rPr>
+                <w:b w:val="0"/>
+                <w:i w:val="0"/>
+                <w:sz w:val="18"/>
+              </w:rPr>
+              <w:t xml:space="preserve">Immunotherapy: allergic triggers, single allergen, </w:t>
+            </w:r>
+            <w:r>
+              <w:rPr>
+                <w:b/>
+                <w:i w:val="0"/>
+                <w:sz w:val="18"/>
+              </w:rPr>
+              <w:t>controlled setting only</w:t>
+            </w:r>
+            <w:r>
+              <w:rPr>
+                <w:b w:val="0"/>
+                <w:i w:val="0"/>
+                <w:sz w:val="18"/>
+              </w:rPr>
+              <w:t xml:space="preserve">. Influenza yearly and pneumococcal; </w:t>
+            </w:r>
+            <w:r>
+              <w:rPr>
+                <w:b/>
+                <w:i w:val="0"/>
+                <w:sz w:val="18"/>
+              </w:rPr>
+              <w:t>caution with intranasal influenza vaccine</w:t>
+            </w:r>
+            <w:r>
+              <w:rPr>
+                <w:b w:val="0"/>
+                <w:i w:val="0"/>
+                <w:sz w:val="18"/>
+              </w:rPr>
+              <w:t>.</w:t>
+            </w:r>
+          </w:p>
+        </w:tc>
+      </w:tr>
+      <w:tr>
+        <w:tc>
+          <w:tcPr>
+            <w:tcW w:type="dxa" w:w="5112"/>
+            <w:shd w:val="clear" w:color="auto" w:fill="F1EEEF"/>
+          </w:tcPr>
+          <w:p>
+            <w:pPr>
+              <w:spacing w:after="40"/>
+            </w:pPr>
+            <w:r>
+              <w:rPr>
+                <w:b/>
+                <w:sz w:val="18"/>
+              </w:rPr>
+            </w:r>
+            <w:r>
+              <w:rPr>
+                <w:b/>
+                <w:i w:val="0"/>
+                <w:sz w:val="18"/>
+              </w:rPr>
+              <w:t>Poor control</w:t>
+            </w:r>
+          </w:p>
+        </w:tc>
+        <w:tc>
+          <w:tcPr>
+            <w:tcW w:type="dxa" w:w="5112"/>
+          </w:tcPr>
+          <w:p>
+            <w:pPr>
+              <w:spacing w:after="40"/>
+            </w:pPr>
+            <w:r>
+              <w:rPr>
+                <w:sz w:val="18"/>
+              </w:rPr>
+            </w:r>
+            <w:r>
+              <w:rPr>
+                <w:b w:val="0"/>
+                <w:i w:val="0"/>
+                <w:sz w:val="18"/>
+              </w:rPr>
+              <w:t xml:space="preserve">Check </w:t>
+            </w:r>
+            <w:r>
+              <w:rPr>
+                <w:b/>
+                <w:i w:val="0"/>
+                <w:sz w:val="18"/>
+              </w:rPr>
+              <w:t>compliance and technique first</w:t>
+            </w:r>
+            <w:r>
+              <w:rPr>
+                <w:b w:val="0"/>
+                <w:i w:val="0"/>
+                <w:sz w:val="18"/>
+              </w:rPr>
+              <w:t xml:space="preserve"> (most common reason); steroid resistance is very rare; refractory asthma → specialist.</w:t>
+            </w:r>
+          </w:p>
+        </w:tc>
+      </w:tr>
+    </w:tbl>
+    <w:p>
+      <w:pPr>
+        <w:spacing w:after="80"/>
+      </w:pPr>
+    </w:p>
+    <w:p>
+      <w:pPr>
+        <w:pStyle w:val="Heading1"/>
+        <w:spacing w:before="280" w:after="100"/>
+      </w:pPr>
+      <w:r>
+        <w:rPr>
+          <w:rFonts w:ascii="Georgia" w:hAnsi="Georgia"/>
+          <w:color w:val="17494B"/>
+        </w:rPr>
+        <w:t>★ Key Numbers</w:t>
+      </w:r>
+    </w:p>
+    <w:tbl>
+      <w:tblPr>
+        <w:tblStyle w:val="TableGrid"/>
+        <w:tblW w:type="auto" w:w="0"/>
+        <w:jc w:val="center"/>
+        <w:tblLook w:firstColumn="1" w:firstRow="1" w:lastColumn="0" w:lastRow="0" w:noHBand="0" w:noVBand="1" w:val="04A0"/>
+        <w:tblBorders>
+          <w:top w:val="single" w:sz="4" w:space="0" w:color="D8D2D4"/>
+          <w:left w:val="single" w:sz="4" w:space="0" w:color="D8D2D4"/>
+          <w:bottom w:val="single" w:sz="4" w:space="0" w:color="D8D2D4"/>
+          <w:right w:val="single" w:sz="4" w:space="0" w:color="D8D2D4"/>
+          <w:insideH w:val="single" w:sz="4" w:space="0" w:color="D8D2D4"/>
+          <w:insideV w:val="single" w:sz="4" w:space="0" w:color="D8D2D4"/>
+        </w:tblBorders>
+      </w:tblPr>
+      <w:tblGrid>
+        <w:gridCol w:w="5112"/>
+        <w:gridCol w:w="5112"/>
+      </w:tblGrid>
+      <w:tr>
+        <w:tc>
+          <w:tcPr>
+            <w:tcW w:type="dxa" w:w="5112"/>
+            <w:shd w:val="clear" w:color="auto" w:fill="17494B"/>
+          </w:tcPr>
+          <w:p>
+            <w:pPr>
+              <w:spacing w:after="40"/>
+            </w:pPr>
+            <w:r>
+              <w:rPr>
+                <w:b/>
+                <w:color w:val="FFFFFF"/>
+                <w:sz w:val="18"/>
+              </w:rPr>
+            </w:r>
+            <w:r>
+              <w:rPr>
+                <w:b/>
+                <w:i w:val="0"/>
+                <w:color w:val="FFFFFF"/>
+                <w:sz w:val="18"/>
+              </w:rPr>
+              <w:t>Term</w:t>
+            </w:r>
+          </w:p>
+        </w:tc>
+        <w:tc>
+          <w:tcPr>
+            <w:tcW w:type="dxa" w:w="5112"/>
+            <w:shd w:val="clear" w:color="auto" w:fill="17494B"/>
+          </w:tcPr>
+          <w:p>
+            <w:pPr>
+              <w:spacing w:after="40"/>
+            </w:pPr>
+            <w:r>
+              <w:rPr>
+                <w:b/>
+                <w:color w:val="FFFFFF"/>
+                <w:sz w:val="18"/>
+              </w:rPr>
+            </w:r>
+            <w:r>
+              <w:rPr>
+                <w:b/>
+                <w:i w:val="0"/>
+                <w:color w:val="FFFFFF"/>
+                <w:sz w:val="18"/>
+              </w:rPr>
+              <w:t>What you need to know</w:t>
+            </w:r>
+          </w:p>
+        </w:tc>
+      </w:tr>
+      <w:tr>
+        <w:tc>
+          <w:tcPr>
+            <w:tcW w:type="dxa" w:w="5112"/>
+            <w:shd w:val="clear" w:color="auto" w:fill="F1EEEF"/>
+          </w:tcPr>
+          <w:p>
+            <w:pPr>
+              <w:spacing w:after="40"/>
+            </w:pPr>
+            <w:r>
+              <w:rPr>
+                <w:b/>
+                <w:sz w:val="18"/>
+              </w:rPr>
+            </w:r>
+            <w:r>
+              <w:rPr>
+                <w:b/>
+                <w:i w:val="0"/>
+                <w:sz w:val="18"/>
+              </w:rPr>
+              <w:t>★ Diagnosis</w:t>
+            </w:r>
+          </w:p>
+        </w:tc>
+        <w:tc>
+          <w:tcPr>
+            <w:tcW w:type="dxa" w:w="5112"/>
+          </w:tcPr>
+          <w:p>
+            <w:pPr>
+              <w:spacing w:after="40"/>
+            </w:pPr>
+            <w:r>
+              <w:rPr>
+                <w:sz w:val="18"/>
+              </w:rPr>
+            </w:r>
+            <w:r>
+              <w:rPr>
+                <w:b w:val="0"/>
+                <w:i w:val="0"/>
+                <w:sz w:val="18"/>
+              </w:rPr>
+              <w:t xml:space="preserve">Spirometry before and after a bronchodilator: ratio of 1-second volume to forced vital capacity </w:t>
+            </w:r>
+            <w:r>
+              <w:rPr>
+                <w:b/>
+                <w:i w:val="0"/>
+                <w:sz w:val="18"/>
+              </w:rPr>
+              <w:t>below 0.70</w:t>
+            </w:r>
+            <w:r>
+              <w:rPr>
+                <w:b w:val="0"/>
+                <w:i w:val="0"/>
+                <w:sz w:val="18"/>
+              </w:rPr>
+              <w:t xml:space="preserve">; response </w:t>
+            </w:r>
+            <w:r>
+              <w:rPr>
+                <w:b/>
+                <w:i w:val="0"/>
+                <w:sz w:val="18"/>
+              </w:rPr>
+              <w:t>under 12%</w:t>
+            </w:r>
+            <w:r>
+              <w:rPr>
+                <w:b w:val="0"/>
+                <w:i w:val="0"/>
+                <w:sz w:val="18"/>
+              </w:rPr>
+              <w:t xml:space="preserve"> = irreversible. Chronic bronchitis </w:t>
+            </w:r>
+            <w:r>
+              <w:rPr>
+                <w:b/>
+                <w:i w:val="0"/>
+                <w:sz w:val="18"/>
+              </w:rPr>
+              <w:t>without obstruction is not</w:t>
+            </w:r>
+            <w:r>
+              <w:rPr>
+                <w:b w:val="0"/>
+                <w:i w:val="0"/>
+                <w:sz w:val="18"/>
+              </w:rPr>
+              <w:t xml:space="preserve"> this disease.</w:t>
+            </w:r>
+          </w:p>
+        </w:tc>
+      </w:tr>
+      <w:tr>
+        <w:tc>
+          <w:tcPr>
+            <w:tcW w:type="dxa" w:w="5112"/>
+            <w:shd w:val="clear" w:color="auto" w:fill="F1EEEF"/>
+          </w:tcPr>
+          <w:p>
+            <w:pPr>
+              <w:spacing w:after="40"/>
+            </w:pPr>
+            <w:r>
+              <w:rPr>
+                <w:b/>
+                <w:sz w:val="18"/>
+              </w:rPr>
+            </w:r>
+            <w:r>
+              <w:rPr>
+                <w:b/>
+                <w:i w:val="0"/>
+                <w:sz w:val="18"/>
+              </w:rPr>
+              <w:t>★ Airflow grade</w:t>
+            </w:r>
+          </w:p>
+        </w:tc>
+        <w:tc>
+          <w:tcPr>
+            <w:tcW w:type="dxa" w:w="5112"/>
+          </w:tcPr>
+          <w:p>
+            <w:pPr>
+              <w:spacing w:after="40"/>
+            </w:pPr>
+            <w:r>
+              <w:rPr>
+                <w:sz w:val="18"/>
+              </w:rPr>
+            </w:r>
+            <w:r>
+              <w:rPr>
+                <w:b w:val="0"/>
+                <w:i w:val="0"/>
+                <w:sz w:val="18"/>
+              </w:rPr>
+              <w:t xml:space="preserve">Post-bronchodilator 1-second volume: </w:t>
+            </w:r>
+            <w:r>
+              <w:rPr>
+                <w:b/>
+                <w:i w:val="0"/>
+                <w:sz w:val="18"/>
+              </w:rPr>
+              <w:t>1 mild ≥80%</w:t>
+            </w:r>
+            <w:r>
+              <w:rPr>
+                <w:b w:val="0"/>
+                <w:i w:val="0"/>
+                <w:sz w:val="18"/>
+              </w:rPr>
+              <w:t xml:space="preserve">; </w:t>
+            </w:r>
+            <w:r>
+              <w:rPr>
+                <w:b/>
+                <w:i w:val="0"/>
+                <w:sz w:val="18"/>
+              </w:rPr>
+              <w:t>2 moderate 50–79%</w:t>
+            </w:r>
+            <w:r>
+              <w:rPr>
+                <w:b w:val="0"/>
+                <w:i w:val="0"/>
+                <w:sz w:val="18"/>
+              </w:rPr>
+              <w:t xml:space="preserve">; </w:t>
+            </w:r>
+            <w:r>
+              <w:rPr>
+                <w:b/>
+                <w:i w:val="0"/>
+                <w:sz w:val="18"/>
+              </w:rPr>
+              <w:t>3 severe 30–49%</w:t>
+            </w:r>
+            <w:r>
+              <w:rPr>
+                <w:b w:val="0"/>
+                <w:i w:val="0"/>
+                <w:sz w:val="18"/>
+              </w:rPr>
+              <w:t xml:space="preserve">; </w:t>
+            </w:r>
+            <w:r>
+              <w:rPr>
+                <w:b/>
+                <w:i w:val="0"/>
+                <w:sz w:val="18"/>
+              </w:rPr>
+              <w:t>4 very severe &lt;30%</w:t>
+            </w:r>
+            <w:r>
+              <w:rPr>
+                <w:b w:val="0"/>
+                <w:i w:val="0"/>
+                <w:sz w:val="18"/>
+              </w:rPr>
+              <w:t>.</w:t>
+            </w:r>
+          </w:p>
+        </w:tc>
+      </w:tr>
+      <w:tr>
+        <w:tc>
+          <w:tcPr>
+            <w:tcW w:type="dxa" w:w="5112"/>
+            <w:shd w:val="clear" w:color="auto" w:fill="F1EEEF"/>
+          </w:tcPr>
+          <w:p>
+            <w:pPr>
+              <w:spacing w:after="40"/>
+            </w:pPr>
+            <w:r>
+              <w:rPr>
+                <w:b/>
+                <w:sz w:val="18"/>
+              </w:rPr>
+            </w:r>
+            <w:r>
+              <w:rPr>
+                <w:b/>
+                <w:i w:val="0"/>
+                <w:sz w:val="18"/>
+              </w:rPr>
+              <w:t>★ Symptoms &amp; risk</w:t>
+            </w:r>
+          </w:p>
+        </w:tc>
+        <w:tc>
+          <w:tcPr>
+            <w:tcW w:type="dxa" w:w="5112"/>
+          </w:tcPr>
+          <w:p>
+            <w:pPr>
+              <w:spacing w:after="40"/>
+            </w:pPr>
+            <w:r>
+              <w:rPr>
+                <w:sz w:val="18"/>
+              </w:rPr>
+            </w:r>
+            <w:r>
+              <w:rPr>
+                <w:b w:val="0"/>
+                <w:i w:val="0"/>
+                <w:sz w:val="18"/>
+              </w:rPr>
+              <w:t xml:space="preserve">Assessment test </w:t>
+            </w:r>
+            <w:r>
+              <w:rPr>
+                <w:b/>
+                <w:i w:val="0"/>
+                <w:sz w:val="18"/>
+              </w:rPr>
+              <w:t>≥10</w:t>
+            </w:r>
+            <w:r>
+              <w:rPr>
+                <w:b w:val="0"/>
+                <w:i w:val="0"/>
+                <w:sz w:val="18"/>
+              </w:rPr>
+              <w:t xml:space="preserve"> or dyspnea grade </w:t>
+            </w:r>
+            <w:r>
+              <w:rPr>
+                <w:b/>
+                <w:i w:val="0"/>
+                <w:sz w:val="18"/>
+              </w:rPr>
+              <w:t>≥2</w:t>
+            </w:r>
+            <w:r>
+              <w:rPr>
+                <w:b w:val="0"/>
+                <w:i w:val="0"/>
+                <w:sz w:val="18"/>
+              </w:rPr>
+              <w:t xml:space="preserve"> = more symptoms. High risk = </w:t>
+            </w:r>
+            <w:r>
+              <w:rPr>
+                <w:b/>
+                <w:i w:val="0"/>
+                <w:sz w:val="18"/>
+              </w:rPr>
+              <w:t>2 or more moderate exacerbations or 1 hospitalization</w:t>
+            </w:r>
+            <w:r>
+              <w:rPr>
+                <w:b w:val="0"/>
+                <w:i w:val="0"/>
+                <w:sz w:val="18"/>
+              </w:rPr>
+              <w:t>.</w:t>
+            </w:r>
+          </w:p>
+        </w:tc>
+      </w:tr>
+      <w:tr>
+        <w:tc>
+          <w:tcPr>
+            <w:tcW w:type="dxa" w:w="5112"/>
+            <w:shd w:val="clear" w:color="auto" w:fill="F1EEEF"/>
+          </w:tcPr>
+          <w:p>
+            <w:pPr>
+              <w:spacing w:after="40"/>
+            </w:pPr>
+            <w:r>
+              <w:rPr>
+                <w:b/>
+                <w:sz w:val="18"/>
+              </w:rPr>
+            </w:r>
+            <w:r>
+              <w:rPr>
+                <w:b/>
+                <w:i w:val="0"/>
+                <w:sz w:val="18"/>
+              </w:rPr>
+              <w:t>★ Groups</w:t>
+            </w:r>
+          </w:p>
+        </w:tc>
+        <w:tc>
+          <w:tcPr>
+            <w:tcW w:type="dxa" w:w="5112"/>
+          </w:tcPr>
+          <w:p>
+            <w:pPr>
+              <w:spacing w:after="40"/>
+            </w:pPr>
+            <w:r>
+              <w:rPr>
+                <w:sz w:val="18"/>
+              </w:rPr>
+            </w:r>
+            <w:r>
+              <w:rPr>
+                <w:b w:val="0"/>
+                <w:i w:val="0"/>
+                <w:sz w:val="18"/>
+              </w:rPr>
+              <w:t xml:space="preserve">2020: A low/low, B high symptoms/low risk, C low symptoms/high risk, D high/high. 2023–2026: A, B, and </w:t>
+            </w:r>
+            <w:r>
+              <w:rPr>
+                <w:b/>
+                <w:i w:val="0"/>
+                <w:sz w:val="18"/>
+              </w:rPr>
+              <w:t>E = any high risk</w:t>
+            </w:r>
+            <w:r>
+              <w:rPr>
+                <w:b w:val="0"/>
+                <w:i w:val="0"/>
+                <w:sz w:val="18"/>
+              </w:rPr>
+              <w:t>. “S × R = group.”</w:t>
+            </w:r>
+          </w:p>
+        </w:tc>
+      </w:tr>
+      <w:tr>
+        <w:tc>
+          <w:tcPr>
+            <w:tcW w:type="dxa" w:w="5112"/>
+            <w:shd w:val="clear" w:color="auto" w:fill="F1EEEF"/>
+          </w:tcPr>
+          <w:p>
+            <w:pPr>
+              <w:spacing w:after="40"/>
+            </w:pPr>
+            <w:r>
+              <w:rPr>
+                <w:b/>
+                <w:sz w:val="18"/>
+              </w:rPr>
+            </w:r>
+            <w:r>
+              <w:rPr>
+                <w:b/>
+                <w:i w:val="0"/>
+                <w:sz w:val="18"/>
+              </w:rPr>
+              <w:t>★ Start</w:t>
+            </w:r>
+          </w:p>
+        </w:tc>
+        <w:tc>
+          <w:tcPr>
+            <w:tcW w:type="dxa" w:w="5112"/>
+          </w:tcPr>
+          <w:p>
+            <w:pPr>
+              <w:spacing w:after="40"/>
+            </w:pPr>
+            <w:r>
+              <w:rPr>
+                <w:sz w:val="18"/>
+              </w:rPr>
+            </w:r>
+            <w:r>
+              <w:rPr>
+                <w:b w:val="0"/>
+                <w:i w:val="0"/>
+                <w:sz w:val="18"/>
+              </w:rPr>
+              <w:t xml:space="preserve">A: one bronchodilator. B: long-acting beta agonist + long-acting antimuscarinic. E: that pair, </w:t>
+            </w:r>
+            <w:r>
+              <w:rPr>
+                <w:b/>
+                <w:i w:val="0"/>
+                <w:sz w:val="18"/>
+              </w:rPr>
+              <w:t>add inhaled steroid if eosinophils ≥300</w:t>
+            </w:r>
+            <w:r>
+              <w:rPr>
+                <w:b w:val="0"/>
+                <w:i w:val="0"/>
+                <w:sz w:val="18"/>
+              </w:rPr>
+              <w:t>.</w:t>
+            </w:r>
+          </w:p>
+        </w:tc>
+      </w:tr>
+      <w:tr>
+        <w:tc>
+          <w:tcPr>
+            <w:tcW w:type="dxa" w:w="5112"/>
+            <w:shd w:val="clear" w:color="auto" w:fill="F1EEEF"/>
+          </w:tcPr>
+          <w:p>
+            <w:pPr>
+              <w:spacing w:after="40"/>
+            </w:pPr>
+            <w:r>
+              <w:rPr>
+                <w:b/>
+                <w:sz w:val="18"/>
+              </w:rPr>
+            </w:r>
+            <w:r>
+              <w:rPr>
+                <w:b/>
+                <w:i w:val="0"/>
+                <w:sz w:val="18"/>
+              </w:rPr>
+              <w:t>★ Survival</w:t>
+            </w:r>
+          </w:p>
+        </w:tc>
+        <w:tc>
+          <w:tcPr>
+            <w:tcW w:type="dxa" w:w="5112"/>
+          </w:tcPr>
+          <w:p>
+            <w:pPr>
+              <w:spacing w:after="40"/>
+            </w:pPr>
+            <w:r>
+              <w:rPr>
+                <w:sz w:val="18"/>
+              </w:rPr>
+            </w:r>
+            <w:r>
+              <w:rPr>
+                <w:b w:val="0"/>
+                <w:i w:val="0"/>
+                <w:sz w:val="18"/>
+              </w:rPr>
+              <w:t xml:space="preserve">Only </w:t>
+            </w:r>
+            <w:r>
+              <w:rPr>
+                <w:b/>
+                <w:i w:val="0"/>
+                <w:sz w:val="18"/>
+              </w:rPr>
+              <w:t>smoking cessation</w:t>
+            </w:r>
+            <w:r>
+              <w:rPr>
+                <w:b w:val="0"/>
+                <w:i w:val="0"/>
+                <w:sz w:val="18"/>
+              </w:rPr>
+              <w:t xml:space="preserve">, </w:t>
+            </w:r>
+            <w:r>
+              <w:rPr>
+                <w:b/>
+                <w:i w:val="0"/>
+                <w:sz w:val="18"/>
+              </w:rPr>
+              <w:t>long-term oxygen</w:t>
+            </w:r>
+            <w:r>
+              <w:rPr>
+                <w:b w:val="0"/>
+                <w:i w:val="0"/>
+                <w:sz w:val="18"/>
+              </w:rPr>
+              <w:t xml:space="preserve"> (severe resting hypoxemia) and </w:t>
+            </w:r>
+            <w:r>
+              <w:rPr>
+                <w:b/>
+                <w:i w:val="0"/>
+                <w:sz w:val="18"/>
+              </w:rPr>
+              <w:t>noninvasive ventilation</w:t>
+            </w:r>
+            <w:r>
+              <w:rPr>
+                <w:b w:val="0"/>
+                <w:i w:val="0"/>
+                <w:sz w:val="18"/>
+              </w:rPr>
+              <w:t xml:space="preserve"> (hypercapnic exacerbation) improve survival.</w:t>
+            </w:r>
+          </w:p>
+        </w:tc>
+      </w:tr>
+    </w:tbl>
+    <w:p>
+      <w:pPr>
+        <w:spacing w:after="80"/>
+      </w:pPr>
+    </w:p>
+    <w:p>
+      <w:pPr>
+        <w:pStyle w:val="Heading1"/>
+        <w:spacing w:before="280" w:after="100"/>
+      </w:pPr>
+      <w:r>
+        <w:rPr>
+          <w:rFonts w:ascii="Georgia" w:hAnsi="Georgia"/>
+          <w:color w:val="17494B"/>
+        </w:rPr>
+        <w:t>Subtypes, Causes &amp; Presentation</w:t>
+      </w:r>
+    </w:p>
+    <w:tbl>
+      <w:tblPr>
+        <w:tblStyle w:val="TableGrid"/>
+        <w:tblW w:type="auto" w:w="0"/>
+        <w:jc w:val="center"/>
+        <w:tblLook w:firstColumn="1" w:firstRow="1" w:lastColumn="0" w:lastRow="0" w:noHBand="0" w:noVBand="1" w:val="04A0"/>
+        <w:tblBorders>
+          <w:top w:val="single" w:sz="4" w:space="0" w:color="D8D2D4"/>
+          <w:left w:val="single" w:sz="4" w:space="0" w:color="D8D2D4"/>
+          <w:bottom w:val="single" w:sz="4" w:space="0" w:color="D8D2D4"/>
+          <w:right w:val="single" w:sz="4" w:space="0" w:color="D8D2D4"/>
+          <w:insideH w:val="single" w:sz="4" w:space="0" w:color="D8D2D4"/>
+          <w:insideV w:val="single" w:sz="4" w:space="0" w:color="D8D2D4"/>
+        </w:tblBorders>
+      </w:tblPr>
+      <w:tblGrid>
+        <w:gridCol w:w="5112"/>
+        <w:gridCol w:w="5112"/>
+      </w:tblGrid>
+      <w:tr>
+        <w:tc>
+          <w:tcPr>
+            <w:tcW w:type="dxa" w:w="5112"/>
+            <w:shd w:val="clear" w:color="auto" w:fill="17494B"/>
+          </w:tcPr>
+          <w:p>
+            <w:pPr>
+              <w:spacing w:after="40"/>
+            </w:pPr>
+            <w:r>
+              <w:rPr>
+                <w:b/>
+                <w:color w:val="FFFFFF"/>
+                <w:sz w:val="18"/>
+              </w:rPr>
+            </w:r>
+            <w:r>
+              <w:rPr>
+                <w:b/>
+                <w:i w:val="0"/>
+                <w:color w:val="FFFFFF"/>
+                <w:sz w:val="18"/>
+              </w:rPr>
+              <w:t>Term</w:t>
+            </w:r>
+          </w:p>
+        </w:tc>
+        <w:tc>
+          <w:tcPr>
+            <w:tcW w:type="dxa" w:w="5112"/>
+            <w:shd w:val="clear" w:color="auto" w:fill="17494B"/>
+          </w:tcPr>
+          <w:p>
+            <w:pPr>
+              <w:spacing w:after="40"/>
+            </w:pPr>
+            <w:r>
+              <w:rPr>
+                <w:b/>
+                <w:color w:val="FFFFFF"/>
+                <w:sz w:val="18"/>
+              </w:rPr>
+            </w:r>
+            <w:r>
+              <w:rPr>
+                <w:b/>
+                <w:i w:val="0"/>
+                <w:color w:val="FFFFFF"/>
+                <w:sz w:val="18"/>
+              </w:rPr>
+              <w:t>What you need to know</w:t>
+            </w:r>
+          </w:p>
+        </w:tc>
+      </w:tr>
+      <w:tr>
+        <w:tc>
+          <w:tcPr>
+            <w:tcW w:type="dxa" w:w="5112"/>
+            <w:shd w:val="clear" w:color="auto" w:fill="F1EEEF"/>
+          </w:tcPr>
+          <w:p>
+            <w:pPr>
+              <w:spacing w:after="40"/>
+            </w:pPr>
+            <w:r>
+              <w:rPr>
+                <w:b/>
+                <w:sz w:val="18"/>
+              </w:rPr>
+            </w:r>
+            <w:r>
+              <w:rPr>
+                <w:b/>
+                <w:i w:val="0"/>
+                <w:sz w:val="18"/>
+              </w:rPr>
+              <w:t>Definition</w:t>
+            </w:r>
+          </w:p>
+        </w:tc>
+        <w:tc>
+          <w:tcPr>
+            <w:tcW w:type="dxa" w:w="5112"/>
+          </w:tcPr>
+          <w:p>
+            <w:pPr>
+              <w:spacing w:after="40"/>
+            </w:pPr>
+            <w:r>
+              <w:rPr>
+                <w:sz w:val="18"/>
+              </w:rPr>
+            </w:r>
+            <w:r>
+              <w:rPr>
+                <w:b w:val="0"/>
+                <w:i w:val="0"/>
+                <w:sz w:val="18"/>
+              </w:rPr>
+              <w:t>Persistent airflow obstruction + respiratory symptoms from inhaled particles; umbrella of chronic bronchitis (cough ≥3 months/year for 2 years) and emphysema (alveolar destruction).</w:t>
+            </w:r>
+          </w:p>
+        </w:tc>
+      </w:tr>
+      <w:tr>
+        <w:tc>
+          <w:tcPr>
+            <w:tcW w:type="dxa" w:w="5112"/>
+            <w:shd w:val="clear" w:color="auto" w:fill="F1EEEF"/>
+          </w:tcPr>
+          <w:p>
+            <w:pPr>
+              <w:spacing w:after="40"/>
+            </w:pPr>
+            <w:r>
+              <w:rPr>
+                <w:b/>
+                <w:sz w:val="18"/>
+              </w:rPr>
+            </w:r>
+            <w:r>
+              <w:rPr>
+                <w:b/>
+                <w:i w:val="0"/>
+                <w:sz w:val="18"/>
+              </w:rPr>
+              <w:t>Blue bloater</w:t>
+            </w:r>
+          </w:p>
+        </w:tc>
+        <w:tc>
+          <w:tcPr>
+            <w:tcW w:type="dxa" w:w="5112"/>
+          </w:tcPr>
+          <w:p>
+            <w:pPr>
+              <w:spacing w:after="40"/>
+            </w:pPr>
+            <w:r>
+              <w:rPr>
+                <w:sz w:val="18"/>
+              </w:rPr>
+            </w:r>
+            <w:r>
+              <w:rPr>
+                <w:b w:val="0"/>
+                <w:i w:val="0"/>
+                <w:sz w:val="18"/>
+              </w:rPr>
+              <w:t>Chronic bronchitis: sputum, rhonchi, cyanosis, edema; early hypoxemia and hypercapnia; normal diffusing capacity; bronchial wall thickening.</w:t>
+            </w:r>
+          </w:p>
+        </w:tc>
+      </w:tr>
+      <w:tr>
+        <w:tc>
+          <w:tcPr>
+            <w:tcW w:type="dxa" w:w="5112"/>
+            <w:shd w:val="clear" w:color="auto" w:fill="F1EEEF"/>
+          </w:tcPr>
+          <w:p>
+            <w:pPr>
+              <w:spacing w:after="40"/>
+            </w:pPr>
+            <w:r>
+              <w:rPr>
+                <w:b/>
+                <w:sz w:val="18"/>
+              </w:rPr>
+            </w:r>
+            <w:r>
+              <w:rPr>
+                <w:b/>
+                <w:i w:val="0"/>
+                <w:sz w:val="18"/>
+              </w:rPr>
+              <w:t>Pink puffer</w:t>
+            </w:r>
+          </w:p>
+        </w:tc>
+        <w:tc>
+          <w:tcPr>
+            <w:tcW w:type="dxa" w:w="5112"/>
+          </w:tcPr>
+          <w:p>
+            <w:pPr>
+              <w:spacing w:after="40"/>
+            </w:pPr>
+            <w:r>
+              <w:rPr>
+                <w:sz w:val="18"/>
+              </w:rPr>
+            </w:r>
+            <w:r>
+              <w:rPr>
+                <w:b w:val="0"/>
+                <w:i w:val="0"/>
+                <w:sz w:val="18"/>
+              </w:rPr>
+              <w:t xml:space="preserve">Emphysema: thin, pursed lips, barrel chest, distant sounds, hyperresonance; gas exchange late; </w:t>
+            </w:r>
+            <w:r>
+              <w:rPr>
+                <w:b/>
+                <w:i w:val="0"/>
+                <w:sz w:val="18"/>
+              </w:rPr>
+              <w:t>reduced diffusing capacity</w:t>
+            </w:r>
+            <w:r>
+              <w:rPr>
+                <w:b w:val="0"/>
+                <w:i w:val="0"/>
+                <w:sz w:val="18"/>
+              </w:rPr>
+              <w:t>; flat diaphragm, bullae.</w:t>
+            </w:r>
+          </w:p>
+        </w:tc>
+      </w:tr>
+      <w:tr>
+        <w:tc>
+          <w:tcPr>
+            <w:tcW w:type="dxa" w:w="5112"/>
+            <w:shd w:val="clear" w:color="auto" w:fill="F1EEEF"/>
+          </w:tcPr>
+          <w:p>
+            <w:pPr>
+              <w:spacing w:after="40"/>
+            </w:pPr>
+            <w:r>
+              <w:rPr>
+                <w:b/>
+                <w:sz w:val="18"/>
+              </w:rPr>
+            </w:r>
+            <w:r>
+              <w:rPr>
+                <w:b/>
+                <w:i w:val="0"/>
+                <w:sz w:val="18"/>
+              </w:rPr>
+              <w:t>Causes</w:t>
+            </w:r>
+          </w:p>
+        </w:tc>
+        <w:tc>
+          <w:tcPr>
+            <w:tcW w:type="dxa" w:w="5112"/>
+          </w:tcPr>
+          <w:p>
+            <w:pPr>
+              <w:spacing w:after="40"/>
+            </w:pPr>
+            <w:r>
+              <w:rPr>
+                <w:sz w:val="18"/>
+              </w:rPr>
+            </w:r>
+            <w:r>
+              <w:rPr>
+                <w:b w:val="0"/>
+                <w:i w:val="0"/>
+                <w:sz w:val="18"/>
+              </w:rPr>
+              <w:t>Tobacco ~90% (primary); biomass smoke (low-income countries, never-smokers); coal, gold mining, welding; inactivity. Cessation is the key treatment.</w:t>
+            </w:r>
+          </w:p>
+        </w:tc>
+      </w:tr>
+      <w:tr>
+        <w:tc>
+          <w:tcPr>
+            <w:tcW w:type="dxa" w:w="5112"/>
+            <w:shd w:val="clear" w:color="auto" w:fill="F1EEEF"/>
+          </w:tcPr>
+          <w:p>
+            <w:pPr>
+              <w:spacing w:after="40"/>
+            </w:pPr>
+            <w:r>
+              <w:rPr>
+                <w:b/>
+                <w:sz w:val="18"/>
+              </w:rPr>
+            </w:r>
+            <w:r>
+              <w:rPr>
+                <w:b/>
+                <w:i w:val="0"/>
+                <w:sz w:val="18"/>
+              </w:rPr>
+              <w:t>Alpha-1 antitrypsin deficiency</w:t>
+            </w:r>
+          </w:p>
+        </w:tc>
+        <w:tc>
+          <w:tcPr>
+            <w:tcW w:type="dxa" w:w="5112"/>
+          </w:tcPr>
+          <w:p>
+            <w:pPr>
+              <w:spacing w:after="40"/>
+            </w:pPr>
+            <w:r>
+              <w:rPr>
+                <w:sz w:val="18"/>
+              </w:rPr>
+            </w:r>
+            <w:r>
+              <w:rPr>
+                <w:b w:val="0"/>
+                <w:i w:val="0"/>
+                <w:sz w:val="18"/>
+              </w:rPr>
+              <w:t xml:space="preserve">Age ≤45, nonsmoker, </w:t>
+            </w:r>
+            <w:r>
+              <w:rPr>
+                <w:b/>
+                <w:i w:val="0"/>
+                <w:sz w:val="18"/>
+              </w:rPr>
+              <w:t>basilar panlobular</w:t>
+            </w:r>
+            <w:r>
+              <w:rPr>
+                <w:b w:val="0"/>
+                <w:i w:val="0"/>
+                <w:sz w:val="18"/>
+              </w:rPr>
+              <w:t xml:space="preserve"> emphysema, family history; level &lt;11 micromol/L + deficient genotype. Smokers: centrilobular, upper lobe.</w:t>
+            </w:r>
+          </w:p>
+        </w:tc>
+      </w:tr>
+      <w:tr>
+        <w:tc>
+          <w:tcPr>
+            <w:tcW w:type="dxa" w:w="5112"/>
+            <w:shd w:val="clear" w:color="auto" w:fill="F1EEEF"/>
+          </w:tcPr>
+          <w:p>
+            <w:pPr>
+              <w:spacing w:after="40"/>
+            </w:pPr>
+            <w:r>
+              <w:rPr>
+                <w:b/>
+                <w:sz w:val="18"/>
+              </w:rPr>
+            </w:r>
+            <w:r>
+              <w:rPr>
+                <w:b/>
+                <w:i w:val="0"/>
+                <w:sz w:val="18"/>
+              </w:rPr>
+              <w:t>Early sign</w:t>
+            </w:r>
+          </w:p>
+        </w:tc>
+        <w:tc>
+          <w:tcPr>
+            <w:tcW w:type="dxa" w:w="5112"/>
+          </w:tcPr>
+          <w:p>
+            <w:pPr>
+              <w:spacing w:after="40"/>
+            </w:pPr>
+            <w:r>
+              <w:rPr>
+                <w:sz w:val="18"/>
+              </w:rPr>
+            </w:r>
+            <w:r>
+              <w:rPr>
+                <w:b/>
+                <w:i w:val="0"/>
+                <w:sz w:val="18"/>
+              </w:rPr>
+              <w:t>Dyspnea on exertion</w:t>
+            </w:r>
+            <w:r>
+              <w:rPr>
+                <w:b w:val="0"/>
+                <w:i w:val="0"/>
+                <w:sz w:val="18"/>
+              </w:rPr>
+              <w:t>. Not always thin; not always productive. Pursed lips keep airways open. Screen: heart disease, lung cancer, osteoporosis, depression, reflux, anemia.</w:t>
+            </w:r>
+          </w:p>
+        </w:tc>
+      </w:tr>
+      <w:tr>
+        <w:tc>
+          <w:tcPr>
+            <w:tcW w:type="dxa" w:w="5112"/>
+            <w:shd w:val="clear" w:color="auto" w:fill="F1EEEF"/>
+          </w:tcPr>
+          <w:p>
+            <w:pPr>
+              <w:spacing w:after="40"/>
+            </w:pPr>
+            <w:r>
+              <w:rPr>
+                <w:b/>
+                <w:sz w:val="18"/>
+              </w:rPr>
+            </w:r>
+            <w:r>
+              <w:rPr>
+                <w:b/>
+                <w:i w:val="0"/>
+                <w:sz w:val="18"/>
+              </w:rPr>
+              <w:t>Exam extras</w:t>
+            </w:r>
+          </w:p>
+        </w:tc>
+        <w:tc>
+          <w:tcPr>
+            <w:tcW w:type="dxa" w:w="5112"/>
+          </w:tcPr>
+          <w:p>
+            <w:pPr>
+              <w:spacing w:after="40"/>
+            </w:pPr>
+            <w:r>
+              <w:rPr>
+                <w:sz w:val="18"/>
+              </w:rPr>
+            </w:r>
+            <w:r>
+              <w:rPr>
+                <w:b w:val="0"/>
+                <w:i w:val="0"/>
+                <w:sz w:val="18"/>
+              </w:rPr>
+              <w:t>Flat diaphragm → lower intercostal retraction on inspiration; neck veins distend in expiration; cor pulmonale; syncope and falls (poor perfusion).</w:t>
+            </w:r>
+          </w:p>
+        </w:tc>
+      </w:tr>
+    </w:tbl>
+    <w:p>
+      <w:pPr>
+        <w:spacing w:after="80"/>
+      </w:pPr>
+    </w:p>
+    <w:p>
+      <w:pPr>
+        <w:pStyle w:val="Heading1"/>
+        <w:spacing w:before="280" w:after="100"/>
+      </w:pPr>
+      <w:r>
+        <w:rPr>
+          <w:rFonts w:ascii="Georgia" w:hAnsi="Georgia"/>
+          <w:color w:val="17494B"/>
+        </w:rPr>
+        <w:t>Tests</w:t>
+      </w:r>
+    </w:p>
+    <w:tbl>
+      <w:tblPr>
+        <w:tblStyle w:val="TableGrid"/>
+        <w:tblW w:type="auto" w:w="0"/>
+        <w:jc w:val="center"/>
+        <w:tblLook w:firstColumn="1" w:firstRow="1" w:lastColumn="0" w:lastRow="0" w:noHBand="0" w:noVBand="1" w:val="04A0"/>
+        <w:tblBorders>
+          <w:top w:val="single" w:sz="4" w:space="0" w:color="D8D2D4"/>
+          <w:left w:val="single" w:sz="4" w:space="0" w:color="D8D2D4"/>
+          <w:bottom w:val="single" w:sz="4" w:space="0" w:color="D8D2D4"/>
+          <w:right w:val="single" w:sz="4" w:space="0" w:color="D8D2D4"/>
+          <w:insideH w:val="single" w:sz="4" w:space="0" w:color="D8D2D4"/>
+          <w:insideV w:val="single" w:sz="4" w:space="0" w:color="D8D2D4"/>
+        </w:tblBorders>
+      </w:tblPr>
+      <w:tblGrid>
+        <w:gridCol w:w="5112"/>
+        <w:gridCol w:w="5112"/>
+      </w:tblGrid>
+      <w:tr>
+        <w:tc>
+          <w:tcPr>
+            <w:tcW w:type="dxa" w:w="5112"/>
+            <w:shd w:val="clear" w:color="auto" w:fill="17494B"/>
+          </w:tcPr>
+          <w:p>
+            <w:pPr>
+              <w:spacing w:after="40"/>
+            </w:pPr>
+            <w:r>
+              <w:rPr>
+                <w:b/>
+                <w:color w:val="FFFFFF"/>
+                <w:sz w:val="18"/>
+              </w:rPr>
+            </w:r>
+            <w:r>
+              <w:rPr>
+                <w:b/>
+                <w:i w:val="0"/>
+                <w:color w:val="FFFFFF"/>
+                <w:sz w:val="18"/>
+              </w:rPr>
+              <w:t>Term</w:t>
+            </w:r>
+          </w:p>
+        </w:tc>
+        <w:tc>
+          <w:tcPr>
+            <w:tcW w:type="dxa" w:w="5112"/>
+            <w:shd w:val="clear" w:color="auto" w:fill="17494B"/>
+          </w:tcPr>
+          <w:p>
+            <w:pPr>
+              <w:spacing w:after="40"/>
+            </w:pPr>
+            <w:r>
+              <w:rPr>
+                <w:b/>
+                <w:color w:val="FFFFFF"/>
+                <w:sz w:val="18"/>
+              </w:rPr>
+            </w:r>
+            <w:r>
+              <w:rPr>
+                <w:b/>
+                <w:i w:val="0"/>
+                <w:color w:val="FFFFFF"/>
+                <w:sz w:val="18"/>
+              </w:rPr>
+              <w:t>What you need to know</w:t>
+            </w:r>
+          </w:p>
+        </w:tc>
+      </w:tr>
+      <w:tr>
+        <w:tc>
+          <w:tcPr>
+            <w:tcW w:type="dxa" w:w="5112"/>
+            <w:shd w:val="clear" w:color="auto" w:fill="F1EEEF"/>
+          </w:tcPr>
+          <w:p>
+            <w:pPr>
+              <w:spacing w:after="40"/>
+            </w:pPr>
+            <w:r>
+              <w:rPr>
+                <w:b/>
+                <w:sz w:val="18"/>
+              </w:rPr>
+            </w:r>
+            <w:r>
+              <w:rPr>
+                <w:b/>
+                <w:i w:val="0"/>
+                <w:sz w:val="18"/>
+              </w:rPr>
+              <w:t>Patterns</w:t>
+            </w:r>
+          </w:p>
+        </w:tc>
+        <w:tc>
+          <w:tcPr>
+            <w:tcW w:type="dxa" w:w="5112"/>
+          </w:tcPr>
+          <w:p>
+            <w:pPr>
+              <w:spacing w:after="40"/>
+            </w:pPr>
+            <w:r>
+              <w:rPr>
+                <w:sz w:val="18"/>
+              </w:rPr>
+            </w:r>
+            <w:r>
+              <w:rPr>
+                <w:b w:val="0"/>
+                <w:i w:val="0"/>
+                <w:sz w:val="18"/>
+              </w:rPr>
+              <w:t>Low ratio = obstruction. Obstruction + low forced vital capacity = possible mixed (confirm with total lung capacity). Normal ratio + low forced vital capacity = possible restriction.</w:t>
+            </w:r>
+          </w:p>
+        </w:tc>
+      </w:tr>
+      <w:tr>
+        <w:tc>
+          <w:tcPr>
+            <w:tcW w:type="dxa" w:w="5112"/>
+            <w:shd w:val="clear" w:color="auto" w:fill="F1EEEF"/>
+          </w:tcPr>
+          <w:p>
+            <w:pPr>
+              <w:spacing w:after="40"/>
+            </w:pPr>
+            <w:r>
+              <w:rPr>
+                <w:b/>
+                <w:sz w:val="18"/>
+              </w:rPr>
+            </w:r>
+            <w:r>
+              <w:rPr>
+                <w:b/>
+                <w:i w:val="0"/>
+                <w:sz w:val="18"/>
+              </w:rPr>
+              <w:t>Physiology</w:t>
+            </w:r>
+          </w:p>
+        </w:tc>
+        <w:tc>
+          <w:tcPr>
+            <w:tcW w:type="dxa" w:w="5112"/>
+          </w:tcPr>
+          <w:p>
+            <w:pPr>
+              <w:spacing w:after="40"/>
+            </w:pPr>
+            <w:r>
+              <w:rPr>
+                <w:sz w:val="18"/>
+              </w:rPr>
+            </w:r>
+            <w:r>
+              <w:rPr>
+                <w:b w:val="0"/>
+                <w:i w:val="0"/>
+                <w:sz w:val="18"/>
+              </w:rPr>
+              <w:t xml:space="preserve">Air trapping (residual volume up), hyperinflation, dynamic hyperinflation with exertion; </w:t>
+            </w:r>
+            <w:r>
+              <w:rPr>
+                <w:b/>
+                <w:i w:val="0"/>
+                <w:sz w:val="18"/>
+              </w:rPr>
+              <w:t>scooped</w:t>
+            </w:r>
+            <w:r>
+              <w:rPr>
+                <w:b w:val="0"/>
+                <w:i w:val="0"/>
+                <w:sz w:val="18"/>
+              </w:rPr>
+              <w:t xml:space="preserve"> expiratory limb.</w:t>
+            </w:r>
+          </w:p>
+        </w:tc>
+      </w:tr>
+      <w:tr>
+        <w:tc>
+          <w:tcPr>
+            <w:tcW w:type="dxa" w:w="5112"/>
+            <w:shd w:val="clear" w:color="auto" w:fill="F1EEEF"/>
+          </w:tcPr>
+          <w:p>
+            <w:pPr>
+              <w:spacing w:after="40"/>
+            </w:pPr>
+            <w:r>
+              <w:rPr>
+                <w:b/>
+                <w:sz w:val="18"/>
+              </w:rPr>
+            </w:r>
+            <w:r>
+              <w:rPr>
+                <w:b/>
+                <w:i w:val="0"/>
+                <w:sz w:val="18"/>
+              </w:rPr>
+              <w:t>Other tests</w:t>
+            </w:r>
+          </w:p>
+        </w:tc>
+        <w:tc>
+          <w:tcPr>
+            <w:tcW w:type="dxa" w:w="5112"/>
+          </w:tcPr>
+          <w:p>
+            <w:pPr>
+              <w:spacing w:after="40"/>
+            </w:pPr>
+            <w:r>
+              <w:rPr>
+                <w:sz w:val="18"/>
+              </w:rPr>
+            </w:r>
+            <w:r>
+              <w:rPr>
+                <w:b w:val="0"/>
+                <w:i w:val="0"/>
+                <w:sz w:val="18"/>
+              </w:rPr>
+              <w:t>Blood gas only if deteriorating (carbon dioxide &gt;45, bicarbonate up = compensatory metabolic alkalosis); blood count (anemia, eosinophils); B-type natriuretic peptide for heart failure; chest film rules out other causes; computed tomography rarely needed.</w:t>
+            </w:r>
+          </w:p>
+        </w:tc>
+      </w:tr>
+      <w:tr>
+        <w:tc>
+          <w:tcPr>
+            <w:tcW w:type="dxa" w:w="5112"/>
+            <w:shd w:val="clear" w:color="auto" w:fill="F1EEEF"/>
+          </w:tcPr>
+          <w:p>
+            <w:pPr>
+              <w:spacing w:after="40"/>
+            </w:pPr>
+            <w:r>
+              <w:rPr>
+                <w:b/>
+                <w:sz w:val="18"/>
+              </w:rPr>
+            </w:r>
+            <w:r>
+              <w:rPr>
+                <w:b/>
+                <w:i w:val="0"/>
+                <w:sz w:val="18"/>
+              </w:rPr>
+              <w:t>Scores</w:t>
+            </w:r>
+          </w:p>
+        </w:tc>
+        <w:tc>
+          <w:tcPr>
+            <w:tcW w:type="dxa" w:w="5112"/>
+          </w:tcPr>
+          <w:p>
+            <w:pPr>
+              <w:spacing w:after="40"/>
+            </w:pPr>
+            <w:r>
+              <w:rPr>
+                <w:sz w:val="18"/>
+              </w:rPr>
+            </w:r>
+            <w:r>
+              <w:rPr>
+                <w:b/>
+                <w:i w:val="0"/>
+                <w:sz w:val="18"/>
+              </w:rPr>
+              <w:t>BODE</w:t>
+            </w:r>
+            <w:r>
+              <w:rPr>
+                <w:b w:val="0"/>
+                <w:i w:val="0"/>
+                <w:sz w:val="18"/>
+              </w:rPr>
+              <w:t xml:space="preserve"> (body mass index, obstruction, dyspnea, exercise) → 4-year survival: 0–2 = 80%, 3–4 = 67%, 5–6 = 57%, 7–10 = 18%. 1-second volume ≥65 = 0, 50–64 = 1, 36–49 = 2, ≤35 = 3; walk ≥350 m = 0, 150–249 = 2, ≤149 = 3; dyspnea 0–1 = 0, 2 = 1, 3 = 2, 4 = 3; body mass index ≤21 = 1.</w:t>
+            </w:r>
+          </w:p>
+        </w:tc>
+      </w:tr>
+    </w:tbl>
+    <w:p>
+      <w:pPr>
+        <w:spacing w:after="80"/>
+      </w:pPr>
+    </w:p>
+    <w:p>
+      <w:pPr>
+        <w:pStyle w:val="Heading1"/>
+        <w:spacing w:before="280" w:after="100"/>
+      </w:pPr>
+      <w:r>
+        <w:rPr>
+          <w:rFonts w:ascii="Georgia" w:hAnsi="Georgia"/>
+          <w:color w:val="17494B"/>
+        </w:rPr>
+        <w:t>Management</w:t>
+      </w:r>
+    </w:p>
+    <w:tbl>
+      <w:tblPr>
+        <w:tblStyle w:val="TableGrid"/>
+        <w:tblW w:type="auto" w:w="0"/>
+        <w:jc w:val="center"/>
+        <w:tblLook w:firstColumn="1" w:firstRow="1" w:lastColumn="0" w:lastRow="0" w:noHBand="0" w:noVBand="1" w:val="04A0"/>
+        <w:tblBorders>
+          <w:top w:val="single" w:sz="4" w:space="0" w:color="D8D2D4"/>
+          <w:left w:val="single" w:sz="4" w:space="0" w:color="D8D2D4"/>
+          <w:bottom w:val="single" w:sz="4" w:space="0" w:color="D8D2D4"/>
+          <w:right w:val="single" w:sz="4" w:space="0" w:color="D8D2D4"/>
+          <w:insideH w:val="single" w:sz="4" w:space="0" w:color="D8D2D4"/>
+          <w:insideV w:val="single" w:sz="4" w:space="0" w:color="D8D2D4"/>
+        </w:tblBorders>
+      </w:tblPr>
+      <w:tblGrid>
+        <w:gridCol w:w="5112"/>
+        <w:gridCol w:w="5112"/>
+      </w:tblGrid>
+      <w:tr>
+        <w:tc>
+          <w:tcPr>
+            <w:tcW w:type="dxa" w:w="5112"/>
+            <w:shd w:val="clear" w:color="auto" w:fill="17494B"/>
+          </w:tcPr>
+          <w:p>
+            <w:pPr>
+              <w:spacing w:after="40"/>
+            </w:pPr>
+            <w:r>
+              <w:rPr>
+                <w:b/>
+                <w:color w:val="FFFFFF"/>
+                <w:sz w:val="18"/>
+              </w:rPr>
+            </w:r>
+            <w:r>
+              <w:rPr>
+                <w:b/>
+                <w:i w:val="0"/>
+                <w:color w:val="FFFFFF"/>
+                <w:sz w:val="18"/>
+              </w:rPr>
+              <w:t>Term</w:t>
+            </w:r>
+          </w:p>
+        </w:tc>
+        <w:tc>
+          <w:tcPr>
+            <w:tcW w:type="dxa" w:w="5112"/>
+            <w:shd w:val="clear" w:color="auto" w:fill="17494B"/>
+          </w:tcPr>
+          <w:p>
+            <w:pPr>
+              <w:spacing w:after="40"/>
+            </w:pPr>
+            <w:r>
+              <w:rPr>
+                <w:b/>
+                <w:color w:val="FFFFFF"/>
+                <w:sz w:val="18"/>
+              </w:rPr>
+            </w:r>
+            <w:r>
+              <w:rPr>
+                <w:b/>
+                <w:i w:val="0"/>
+                <w:color w:val="FFFFFF"/>
+                <w:sz w:val="18"/>
+              </w:rPr>
+              <w:t>What you need to know</w:t>
+            </w:r>
+          </w:p>
+        </w:tc>
+      </w:tr>
+      <w:tr>
+        <w:tc>
+          <w:tcPr>
+            <w:tcW w:type="dxa" w:w="5112"/>
+            <w:shd w:val="clear" w:color="auto" w:fill="F1EEEF"/>
+          </w:tcPr>
+          <w:p>
+            <w:pPr>
+              <w:spacing w:after="40"/>
+            </w:pPr>
+            <w:r>
+              <w:rPr>
+                <w:b/>
+                <w:sz w:val="18"/>
+              </w:rPr>
+            </w:r>
+            <w:r>
+              <w:rPr>
+                <w:b/>
+                <w:i w:val="0"/>
+                <w:sz w:val="18"/>
+              </w:rPr>
+              <w:t>Non-drug</w:t>
+            </w:r>
+          </w:p>
+        </w:tc>
+        <w:tc>
+          <w:tcPr>
+            <w:tcW w:type="dxa" w:w="5112"/>
+          </w:tcPr>
+          <w:p>
+            <w:pPr>
+              <w:spacing w:after="40"/>
+            </w:pPr>
+            <w:r>
+              <w:rPr>
+                <w:sz w:val="18"/>
+              </w:rPr>
+            </w:r>
+            <w:r>
+              <w:rPr>
+                <w:b w:val="0"/>
+                <w:i w:val="0"/>
+                <w:sz w:val="18"/>
+              </w:rPr>
+              <w:t xml:space="preserve">Cessation (essential, all groups, </w:t>
+            </w:r>
+            <w:r>
+              <w:rPr>
+                <w:b/>
+                <w:i w:val="0"/>
+                <w:sz w:val="18"/>
+              </w:rPr>
+              <w:t>with counseling</w:t>
+            </w:r>
+            <w:r>
+              <w:rPr>
+                <w:b w:val="0"/>
+                <w:i w:val="0"/>
+                <w:sz w:val="18"/>
+              </w:rPr>
+              <w:t xml:space="preserve">); </w:t>
+            </w:r>
+            <w:r>
+              <w:rPr>
+                <w:b/>
+                <w:i w:val="0"/>
+                <w:sz w:val="18"/>
+              </w:rPr>
+              <w:t>rehabilitation essential for B and E</w:t>
+            </w:r>
+            <w:r>
+              <w:rPr>
+                <w:b w:val="0"/>
+                <w:i w:val="0"/>
+                <w:sz w:val="18"/>
+              </w:rPr>
+              <w:t>; activity; yearly influenza vaccine; pneumococcal at 65 (earlier if 1-second volume &lt;40% or cardiac disease).</w:t>
+            </w:r>
+          </w:p>
+        </w:tc>
+      </w:tr>
+      <w:tr>
+        <w:tc>
+          <w:tcPr>
+            <w:tcW w:type="dxa" w:w="5112"/>
+            <w:shd w:val="clear" w:color="auto" w:fill="F1EEEF"/>
+          </w:tcPr>
+          <w:p>
+            <w:pPr>
+              <w:spacing w:after="40"/>
+            </w:pPr>
+            <w:r>
+              <w:rPr>
+                <w:b/>
+                <w:sz w:val="18"/>
+              </w:rPr>
+            </w:r>
+            <w:r>
+              <w:rPr>
+                <w:b/>
+                <w:i w:val="0"/>
+                <w:sz w:val="18"/>
+              </w:rPr>
+              <w:t>Five A's / FRAMES</w:t>
+            </w:r>
+          </w:p>
+        </w:tc>
+        <w:tc>
+          <w:tcPr>
+            <w:tcW w:type="dxa" w:w="5112"/>
+          </w:tcPr>
+          <w:p>
+            <w:pPr>
+              <w:spacing w:after="40"/>
+            </w:pPr>
+            <w:r>
+              <w:rPr>
+                <w:sz w:val="18"/>
+              </w:rPr>
+            </w:r>
+            <w:r>
+              <w:rPr>
+                <w:b w:val="0"/>
+                <w:i w:val="0"/>
+                <w:sz w:val="18"/>
+              </w:rPr>
+              <w:t>Ask, Advise, Assess, Assist, Arrange. Feedback, Responsibility, Advice, Menu, Empathy, Self-efficacy.</w:t>
+            </w:r>
+          </w:p>
+        </w:tc>
+      </w:tr>
+      <w:tr>
+        <w:tc>
+          <w:tcPr>
+            <w:tcW w:type="dxa" w:w="5112"/>
+            <w:shd w:val="clear" w:color="auto" w:fill="F1EEEF"/>
+          </w:tcPr>
+          <w:p>
+            <w:pPr>
+              <w:spacing w:after="40"/>
+            </w:pPr>
+            <w:r>
+              <w:rPr>
+                <w:b/>
+                <w:sz w:val="18"/>
+              </w:rPr>
+            </w:r>
+            <w:r>
+              <w:rPr>
+                <w:b/>
+                <w:i w:val="0"/>
+                <w:sz w:val="18"/>
+              </w:rPr>
+              <w:t>Drug cautions</w:t>
+            </w:r>
+          </w:p>
+        </w:tc>
+        <w:tc>
+          <w:tcPr>
+            <w:tcW w:type="dxa" w:w="5112"/>
+          </w:tcPr>
+          <w:p>
+            <w:pPr>
+              <w:spacing w:after="40"/>
+            </w:pPr>
+            <w:r>
+              <w:rPr>
+                <w:sz w:val="18"/>
+              </w:rPr>
+            </w:r>
+            <w:r>
+              <w:rPr>
+                <w:b w:val="0"/>
+                <w:i w:val="0"/>
+                <w:sz w:val="18"/>
+              </w:rPr>
+              <w:t xml:space="preserve">Long-acting beta agonist: arrhythmia, worse atrial fibrillation. Antimuscarinic: dry mouth, anticholinergic burden in elders. Inhaled steroid: </w:t>
+            </w:r>
+            <w:r>
+              <w:rPr>
+                <w:b/>
+                <w:i w:val="0"/>
+                <w:sz w:val="18"/>
+              </w:rPr>
+              <w:t>never alone</w:t>
+            </w:r>
+            <w:r>
+              <w:rPr>
+                <w:b w:val="0"/>
+                <w:i w:val="0"/>
+                <w:sz w:val="18"/>
+              </w:rPr>
+              <w:t xml:space="preserve">, pneumonia, fractures. Albuterol: not excessively. </w:t>
+            </w:r>
+            <w:r>
+              <w:rPr>
+                <w:b/>
+                <w:i w:val="0"/>
+                <w:sz w:val="18"/>
+              </w:rPr>
+              <w:t>Oral steroids: exacerbations only.</w:t>
+            </w:r>
+          </w:p>
+        </w:tc>
+      </w:tr>
+      <w:tr>
+        <w:tc>
+          <w:tcPr>
+            <w:tcW w:type="dxa" w:w="5112"/>
+            <w:shd w:val="clear" w:color="auto" w:fill="F1EEEF"/>
+          </w:tcPr>
+          <w:p>
+            <w:pPr>
+              <w:spacing w:after="40"/>
+            </w:pPr>
+            <w:r>
+              <w:rPr>
+                <w:b/>
+                <w:sz w:val="18"/>
+              </w:rPr>
+            </w:r>
+            <w:r>
+              <w:rPr>
+                <w:b/>
+                <w:i w:val="0"/>
+                <w:sz w:val="18"/>
+              </w:rPr>
+              <w:t>Older adults</w:t>
+            </w:r>
+          </w:p>
+        </w:tc>
+        <w:tc>
+          <w:tcPr>
+            <w:tcW w:type="dxa" w:w="5112"/>
+          </w:tcPr>
+          <w:p>
+            <w:pPr>
+              <w:spacing w:after="40"/>
+            </w:pPr>
+            <w:r>
+              <w:rPr>
+                <w:sz w:val="18"/>
+              </w:rPr>
+            </w:r>
+            <w:r>
+              <w:rPr>
+                <w:b w:val="0"/>
+                <w:i w:val="0"/>
+                <w:sz w:val="18"/>
+              </w:rPr>
+              <w:t>Fixed 0.70 ratio may overdiagnose; arthritis, tremor, cognition, low flow limit dry powder inhalers → spacer, soft mist, nebulizer; refer to rehabilitation actively; palliative care early.</w:t>
+            </w:r>
+          </w:p>
+        </w:tc>
+      </w:tr>
+      <w:tr>
+        <w:tc>
+          <w:tcPr>
+            <w:tcW w:type="dxa" w:w="5112"/>
+            <w:shd w:val="clear" w:color="auto" w:fill="F1EEEF"/>
+          </w:tcPr>
+          <w:p>
+            <w:pPr>
+              <w:spacing w:after="40"/>
+            </w:pPr>
+            <w:r>
+              <w:rPr>
+                <w:b/>
+                <w:sz w:val="18"/>
+              </w:rPr>
+            </w:r>
+            <w:r>
+              <w:rPr>
+                <w:b/>
+                <w:i w:val="0"/>
+                <w:sz w:val="18"/>
+              </w:rPr>
+              <w:t>Oxygen</w:t>
+            </w:r>
+          </w:p>
+        </w:tc>
+        <w:tc>
+          <w:tcPr>
+            <w:tcW w:type="dxa" w:w="5112"/>
+          </w:tcPr>
+          <w:p>
+            <w:pPr>
+              <w:spacing w:after="40"/>
+            </w:pPr>
+            <w:r>
+              <w:rPr>
+                <w:sz w:val="18"/>
+              </w:rPr>
+            </w:r>
+            <w:r>
+              <w:rPr>
+                <w:b w:val="0"/>
+                <w:i w:val="0"/>
+                <w:sz w:val="18"/>
+              </w:rPr>
+              <w:t>Treat arterial oxygen &lt;55 mmHg or saturation &lt;88%. Rest ≤88% → long-term oxygen &gt;15 hours/day; rest 89–93% → none; exertion ≤88% → with exertion; night only → sleep apnea workup.</w:t>
+            </w:r>
+          </w:p>
+        </w:tc>
+      </w:tr>
+      <w:tr>
+        <w:tc>
+          <w:tcPr>
+            <w:tcW w:type="dxa" w:w="5112"/>
+            <w:shd w:val="clear" w:color="auto" w:fill="F1EEEF"/>
+          </w:tcPr>
+          <w:p>
+            <w:pPr>
+              <w:spacing w:after="40"/>
+            </w:pPr>
+            <w:r>
+              <w:rPr>
+                <w:b/>
+                <w:sz w:val="18"/>
+              </w:rPr>
+            </w:r>
+            <w:r>
+              <w:rPr>
+                <w:b/>
+                <w:i w:val="0"/>
+                <w:sz w:val="18"/>
+              </w:rPr>
+              <w:t>Refer to pulmonology</w:t>
+            </w:r>
+          </w:p>
+        </w:tc>
+        <w:tc>
+          <w:tcPr>
+            <w:tcW w:type="dxa" w:w="5112"/>
+          </w:tcPr>
+          <w:p>
+            <w:pPr>
+              <w:spacing w:after="40"/>
+            </w:pPr>
+            <w:r>
+              <w:rPr>
+                <w:sz w:val="18"/>
+              </w:rPr>
+            </w:r>
+            <w:r>
+              <w:rPr>
+                <w:b w:val="0"/>
+                <w:i w:val="0"/>
+                <w:sz w:val="18"/>
+              </w:rPr>
+              <w:t>Uncertain diagnosis, early onset or deficiency, exacerbations despite optimal therapy, oxygen, noninvasive ventilation, surgery, symptoms out of proportion.</w:t>
+            </w:r>
+          </w:p>
+        </w:tc>
+      </w:tr>
+    </w:tbl>
+    <w:p>
+      <w:pPr>
+        <w:spacing w:after="80"/>
+      </w:pPr>
+    </w:p>
+    <w:p>
+      <w:pPr>
+        <w:pStyle w:val="Heading1"/>
+        <w:spacing w:before="280" w:after="100"/>
+      </w:pPr>
+      <w:r>
+        <w:rPr>
+          <w:rFonts w:ascii="Georgia" w:hAnsi="Georgia"/>
+          <w:color w:val="17494B"/>
+        </w:rPr>
+        <w:t>Exacerbations</w:t>
+      </w:r>
+    </w:p>
+    <w:tbl>
+      <w:tblPr>
+        <w:tblStyle w:val="TableGrid"/>
+        <w:tblW w:type="auto" w:w="0"/>
+        <w:jc w:val="center"/>
+        <w:tblLook w:firstColumn="1" w:firstRow="1" w:lastColumn="0" w:lastRow="0" w:noHBand="0" w:noVBand="1" w:val="04A0"/>
+        <w:tblBorders>
+          <w:top w:val="single" w:sz="4" w:space="0" w:color="D8D2D4"/>
+          <w:left w:val="single" w:sz="4" w:space="0" w:color="D8D2D4"/>
+          <w:bottom w:val="single" w:sz="4" w:space="0" w:color="D8D2D4"/>
+          <w:right w:val="single" w:sz="4" w:space="0" w:color="D8D2D4"/>
+          <w:insideH w:val="single" w:sz="4" w:space="0" w:color="D8D2D4"/>
+          <w:insideV w:val="single" w:sz="4" w:space="0" w:color="D8D2D4"/>
+        </w:tblBorders>
+      </w:tblPr>
+      <w:tblGrid>
+        <w:gridCol w:w="5112"/>
+        <w:gridCol w:w="5112"/>
+      </w:tblGrid>
+      <w:tr>
+        <w:tc>
+          <w:tcPr>
+            <w:tcW w:type="dxa" w:w="5112"/>
+            <w:shd w:val="clear" w:color="auto" w:fill="17494B"/>
+          </w:tcPr>
+          <w:p>
+            <w:pPr>
+              <w:spacing w:after="40"/>
+            </w:pPr>
+            <w:r>
+              <w:rPr>
+                <w:b/>
+                <w:color w:val="FFFFFF"/>
+                <w:sz w:val="18"/>
+              </w:rPr>
+            </w:r>
+            <w:r>
+              <w:rPr>
+                <w:b/>
+                <w:i w:val="0"/>
+                <w:color w:val="FFFFFF"/>
+                <w:sz w:val="18"/>
+              </w:rPr>
+              <w:t>Term</w:t>
+            </w:r>
+          </w:p>
+        </w:tc>
+        <w:tc>
+          <w:tcPr>
+            <w:tcW w:type="dxa" w:w="5112"/>
+            <w:shd w:val="clear" w:color="auto" w:fill="17494B"/>
+          </w:tcPr>
+          <w:p>
+            <w:pPr>
+              <w:spacing w:after="40"/>
+            </w:pPr>
+            <w:r>
+              <w:rPr>
+                <w:b/>
+                <w:color w:val="FFFFFF"/>
+                <w:sz w:val="18"/>
+              </w:rPr>
+            </w:r>
+            <w:r>
+              <w:rPr>
+                <w:b/>
+                <w:i w:val="0"/>
+                <w:color w:val="FFFFFF"/>
+                <w:sz w:val="18"/>
+              </w:rPr>
+              <w:t>What you need to know</w:t>
+            </w:r>
+          </w:p>
+        </w:tc>
+      </w:tr>
+      <w:tr>
+        <w:tc>
+          <w:tcPr>
+            <w:tcW w:type="dxa" w:w="5112"/>
+            <w:shd w:val="clear" w:color="auto" w:fill="F1EEEF"/>
+          </w:tcPr>
+          <w:p>
+            <w:pPr>
+              <w:spacing w:after="40"/>
+            </w:pPr>
+            <w:r>
+              <w:rPr>
+                <w:b/>
+                <w:sz w:val="18"/>
+              </w:rPr>
+            </w:r>
+            <w:r>
+              <w:rPr>
+                <w:b/>
+                <w:i w:val="0"/>
+                <w:sz w:val="18"/>
+              </w:rPr>
+              <w:t>Definition</w:t>
+            </w:r>
+          </w:p>
+        </w:tc>
+        <w:tc>
+          <w:tcPr>
+            <w:tcW w:type="dxa" w:w="5112"/>
+          </w:tcPr>
+          <w:p>
+            <w:pPr>
+              <w:spacing w:after="40"/>
+            </w:pPr>
+            <w:r>
+              <w:rPr>
+                <w:sz w:val="18"/>
+              </w:rPr>
+            </w:r>
+            <w:r>
+              <w:rPr>
+                <w:b w:val="0"/>
+                <w:i w:val="0"/>
+                <w:sz w:val="18"/>
+              </w:rPr>
+              <w:t xml:space="preserve">Acute worsening over </w:t>
+            </w:r>
+            <w:r>
+              <w:rPr>
+                <w:b/>
+                <w:i w:val="0"/>
+                <w:sz w:val="18"/>
+              </w:rPr>
+              <w:t>14 days or less</w:t>
+            </w:r>
+            <w:r>
+              <w:rPr>
+                <w:b w:val="0"/>
+                <w:i w:val="0"/>
+                <w:sz w:val="18"/>
+              </w:rPr>
+              <w:t xml:space="preserve">; exclude pneumonia, embolism, acute heart failure, pneumothorax. </w:t>
+            </w:r>
+            <w:r>
+              <w:rPr>
+                <w:b/>
+                <w:i w:val="0"/>
+                <w:sz w:val="18"/>
+              </w:rPr>
+              <w:t>&gt;80% outpatient.</w:t>
+            </w:r>
+          </w:p>
+        </w:tc>
+      </w:tr>
+      <w:tr>
+        <w:tc>
+          <w:tcPr>
+            <w:tcW w:type="dxa" w:w="5112"/>
+            <w:shd w:val="clear" w:color="auto" w:fill="F1EEEF"/>
+          </w:tcPr>
+          <w:p>
+            <w:pPr>
+              <w:spacing w:after="40"/>
+            </w:pPr>
+            <w:r>
+              <w:rPr>
+                <w:b/>
+                <w:sz w:val="18"/>
+              </w:rPr>
+            </w:r>
+            <w:r>
+              <w:rPr>
+                <w:b/>
+                <w:i w:val="0"/>
+                <w:sz w:val="18"/>
+              </w:rPr>
+              <w:t>Admit / intensive care</w:t>
+            </w:r>
+          </w:p>
+        </w:tc>
+        <w:tc>
+          <w:tcPr>
+            <w:tcW w:type="dxa" w:w="5112"/>
+          </w:tcPr>
+          <w:p>
+            <w:pPr>
+              <w:spacing w:after="40"/>
+            </w:pPr>
+            <w:r>
+              <w:rPr>
+                <w:sz w:val="18"/>
+              </w:rPr>
+            </w:r>
+            <w:r>
+              <w:rPr>
+                <w:b w:val="0"/>
+                <w:i w:val="0"/>
+                <w:sz w:val="18"/>
+              </w:rPr>
+              <w:t>Admit: marked symptoms, noninvasive ventilation, new edema, arrhythmia, comorbidity, no home support. Intensive care: unstable, major infection, invasive ventilation, sepsis, altered mental status, acidosis.</w:t>
+            </w:r>
+          </w:p>
+        </w:tc>
+      </w:tr>
+      <w:tr>
+        <w:tc>
+          <w:tcPr>
+            <w:tcW w:type="dxa" w:w="5112"/>
+            <w:shd w:val="clear" w:color="auto" w:fill="F1EEEF"/>
+          </w:tcPr>
+          <w:p>
+            <w:pPr>
+              <w:spacing w:after="40"/>
+            </w:pPr>
+            <w:r>
+              <w:rPr>
+                <w:b/>
+                <w:sz w:val="18"/>
+              </w:rPr>
+            </w:r>
+            <w:r>
+              <w:rPr>
+                <w:b/>
+                <w:i w:val="0"/>
+                <w:sz w:val="18"/>
+              </w:rPr>
+              <w:t>Treat</w:t>
+            </w:r>
+          </w:p>
+        </w:tc>
+        <w:tc>
+          <w:tcPr>
+            <w:tcW w:type="dxa" w:w="5112"/>
+          </w:tcPr>
+          <w:p>
+            <w:pPr>
+              <w:spacing w:after="40"/>
+            </w:pPr>
+            <w:r>
+              <w:rPr>
+                <w:sz w:val="18"/>
+              </w:rPr>
+            </w:r>
+            <w:r>
+              <w:rPr>
+                <w:b w:val="0"/>
+                <w:i w:val="0"/>
+                <w:sz w:val="18"/>
+              </w:rPr>
+              <w:t xml:space="preserve">Bronchodilators, steroids, oxygen; </w:t>
+            </w:r>
+            <w:r>
+              <w:rPr>
+                <w:b/>
+                <w:i w:val="0"/>
+                <w:sz w:val="18"/>
+              </w:rPr>
+              <w:t>antibiotics if more and purulent sputum</w:t>
+            </w:r>
+            <w:r>
+              <w:rPr>
+                <w:b w:val="0"/>
+                <w:i w:val="0"/>
+                <w:sz w:val="18"/>
+              </w:rPr>
+              <w:t xml:space="preserve"> (doxycycline, macrolide, trimethoprim-sulfamethoxazole, amoxicillin-clavulanate; </w:t>
+            </w:r>
+            <w:r>
+              <w:rPr>
+                <w:b/>
+                <w:i w:val="0"/>
+                <w:sz w:val="18"/>
+              </w:rPr>
+              <w:t>levofloxacin for pseudomonal concern</w:t>
+            </w:r>
+            <w:r>
+              <w:rPr>
+                <w:b w:val="0"/>
+                <w:i w:val="0"/>
+                <w:sz w:val="18"/>
+              </w:rPr>
+              <w:t xml:space="preserve">); high-flow for hypoxia; </w:t>
+            </w:r>
+            <w:r>
+              <w:rPr>
+                <w:b/>
+                <w:i w:val="0"/>
+                <w:sz w:val="18"/>
+              </w:rPr>
+              <w:t>noninvasive ventilation for hypercapnia</w:t>
+            </w:r>
+            <w:r>
+              <w:rPr>
+                <w:b w:val="0"/>
+                <w:i w:val="0"/>
+                <w:sz w:val="18"/>
+              </w:rPr>
+              <w:t>.</w:t>
+            </w:r>
+          </w:p>
+        </w:tc>
+      </w:tr>
+      <w:tr>
+        <w:tc>
+          <w:tcPr>
+            <w:tcW w:type="dxa" w:w="5112"/>
+            <w:shd w:val="clear" w:color="auto" w:fill="F1EEEF"/>
+          </w:tcPr>
+          <w:p>
+            <w:pPr>
+              <w:spacing w:after="40"/>
+            </w:pPr>
+            <w:r>
+              <w:rPr>
+                <w:b/>
+                <w:sz w:val="18"/>
+              </w:rPr>
+            </w:r>
+            <w:r>
+              <w:rPr>
+                <w:b/>
+                <w:i w:val="0"/>
+                <w:sz w:val="18"/>
+              </w:rPr>
+              <w:t>Discharge</w:t>
+            </w:r>
+          </w:p>
+        </w:tc>
+        <w:tc>
+          <w:tcPr>
+            <w:tcW w:type="dxa" w:w="5112"/>
+          </w:tcPr>
+          <w:p>
+            <w:pPr>
+              <w:spacing w:after="40"/>
+            </w:pPr>
+            <w:r>
+              <w:rPr>
+                <w:sz w:val="18"/>
+              </w:rPr>
+            </w:r>
+            <w:r>
+              <w:rPr>
+                <w:b w:val="0"/>
+                <w:i w:val="0"/>
+                <w:sz w:val="18"/>
+              </w:rPr>
+              <w:t xml:space="preserve">Albuterol no more than every 4 hours; stable 12–24 hours; walks across room; eats and sleeps; home arrangements. Recovery </w:t>
+            </w:r>
+            <w:r>
+              <w:rPr>
+                <w:b/>
+                <w:i w:val="0"/>
+                <w:sz w:val="18"/>
+              </w:rPr>
+              <w:t>4–6 weeks</w:t>
             </w:r>
             <w:r>
               <w:rPr>
